--- a/UID/Labs/lab3/Анализ ЦА.docx
+++ b/UID/Labs/lab3/Анализ ЦА.docx
@@ -1333,10 +1333,538 @@
           <w:szCs w:val="28"/>
           <w:u w:val="single"/>
         </w:rPr>
-        <w:t xml:space="preserve">Хобби: </w:t>
-      </w:r>
-    </w:p>
-    <w:p/>
+        <w:t>Хобби:</w:t>
+      </w:r>
+      <w:r>
+        <w:rPr>
+          <w:rFonts w:ascii="Times New Roman" w:hAnsi="Times New Roman" w:cs="Times New Roman"/>
+          <w:sz w:val="28"/>
+          <w:szCs w:val="28"/>
+          <w:u w:val="single"/>
+        </w:rPr>
+        <w:t xml:space="preserve"> </w:t>
+      </w:r>
+      <w:r>
+        <w:rPr>
+          <w:rFonts w:ascii="Times New Roman" w:hAnsi="Times New Roman" w:cs="Times New Roman"/>
+          <w:sz w:val="28"/>
+          <w:szCs w:val="28"/>
+        </w:rPr>
+        <w:t>Программирование, разработка</w:t>
+      </w:r>
+    </w:p>
+    <w:p>
+      <w:pPr>
+        <w:pStyle w:val="a3"/>
+        <w:numPr>
+          <w:ilvl w:val="1"/>
+          <w:numId w:val="1"/>
+        </w:numPr>
+        <w:spacing w:after="240" w:line="240" w:lineRule="auto"/>
+        <w:jc w:val="both"/>
+        <w:rPr>
+          <w:rFonts w:ascii="Times New Roman" w:hAnsi="Times New Roman" w:cs="Times New Roman"/>
+          <w:sz w:val="28"/>
+          <w:szCs w:val="28"/>
+        </w:rPr>
+      </w:pPr>
+      <w:r>
+        <w:rPr>
+          <w:rFonts w:ascii="Times New Roman" w:hAnsi="Times New Roman" w:cs="Times New Roman"/>
+          <w:sz w:val="28"/>
+          <w:szCs w:val="28"/>
+          <w:u w:val="single"/>
+        </w:rPr>
+        <w:t>Образ жизни</w:t>
+      </w:r>
+      <w:proofErr w:type="gramStart"/>
+      <w:r>
+        <w:rPr>
+          <w:rFonts w:ascii="Times New Roman" w:hAnsi="Times New Roman" w:cs="Times New Roman"/>
+          <w:sz w:val="28"/>
+          <w:szCs w:val="28"/>
+          <w:u w:val="single"/>
+        </w:rPr>
+        <w:t xml:space="preserve">: </w:t>
+      </w:r>
+      <w:r>
+        <w:rPr>
+          <w:rFonts w:ascii="Times New Roman" w:hAnsi="Times New Roman" w:cs="Times New Roman"/>
+          <w:sz w:val="28"/>
+          <w:szCs w:val="28"/>
+        </w:rPr>
+        <w:t>Не</w:t>
+      </w:r>
+      <w:proofErr w:type="gramEnd"/>
+      <w:r>
+        <w:rPr>
+          <w:rFonts w:ascii="Times New Roman" w:hAnsi="Times New Roman" w:cs="Times New Roman"/>
+          <w:sz w:val="28"/>
+          <w:szCs w:val="28"/>
+        </w:rPr>
+        <w:t xml:space="preserve"> играет роли. Может быть </w:t>
+      </w:r>
+      <w:proofErr w:type="spellStart"/>
+      <w:proofErr w:type="gramStart"/>
+      <w:r>
+        <w:rPr>
+          <w:rFonts w:ascii="Times New Roman" w:hAnsi="Times New Roman" w:cs="Times New Roman"/>
+          <w:sz w:val="28"/>
+          <w:szCs w:val="28"/>
+        </w:rPr>
+        <w:t>любой,так</w:t>
+      </w:r>
+      <w:proofErr w:type="spellEnd"/>
+      <w:proofErr w:type="gramEnd"/>
+      <w:r>
+        <w:rPr>
+          <w:rFonts w:ascii="Times New Roman" w:hAnsi="Times New Roman" w:cs="Times New Roman"/>
+          <w:sz w:val="28"/>
+          <w:szCs w:val="28"/>
+        </w:rPr>
+        <w:t xml:space="preserve"> как во внимание берётся больше </w:t>
+      </w:r>
+      <w:proofErr w:type="spellStart"/>
+      <w:r>
+        <w:rPr>
+          <w:rFonts w:ascii="Times New Roman" w:hAnsi="Times New Roman" w:cs="Times New Roman"/>
+          <w:sz w:val="28"/>
+          <w:szCs w:val="28"/>
+        </w:rPr>
+        <w:t>оринтированность</w:t>
+      </w:r>
+      <w:proofErr w:type="spellEnd"/>
+      <w:r>
+        <w:rPr>
+          <w:rFonts w:ascii="Times New Roman" w:hAnsi="Times New Roman" w:cs="Times New Roman"/>
+          <w:sz w:val="28"/>
+          <w:szCs w:val="28"/>
+        </w:rPr>
+        <w:t xml:space="preserve"> компании как юридического лица</w:t>
+      </w:r>
+    </w:p>
+    <w:p>
+      <w:pPr>
+        <w:pStyle w:val="a3"/>
+        <w:numPr>
+          <w:ilvl w:val="0"/>
+          <w:numId w:val="1"/>
+        </w:numPr>
+        <w:spacing w:after="240" w:line="240" w:lineRule="auto"/>
+        <w:jc w:val="both"/>
+        <w:rPr>
+          <w:rFonts w:ascii="Times New Roman" w:hAnsi="Times New Roman" w:cs="Times New Roman"/>
+          <w:sz w:val="28"/>
+          <w:szCs w:val="28"/>
+        </w:rPr>
+      </w:pPr>
+      <w:r>
+        <w:rPr>
+          <w:rFonts w:ascii="Times New Roman" w:hAnsi="Times New Roman" w:cs="Times New Roman"/>
+          <w:b/>
+          <w:bCs/>
+          <w:sz w:val="28"/>
+          <w:szCs w:val="28"/>
+        </w:rPr>
+        <w:t>Разделение на сегменты:</w:t>
+      </w:r>
+    </w:p>
+    <w:p>
+      <w:pPr>
+        <w:pStyle w:val="a3"/>
+        <w:spacing w:after="240" w:line="240" w:lineRule="auto"/>
+        <w:jc w:val="both"/>
+        <w:rPr>
+          <w:rFonts w:ascii="Times New Roman" w:hAnsi="Times New Roman" w:cs="Times New Roman"/>
+          <w:sz w:val="28"/>
+          <w:szCs w:val="28"/>
+        </w:rPr>
+      </w:pPr>
+      <w:r>
+        <w:rPr>
+          <w:rFonts w:ascii="Times New Roman" w:hAnsi="Times New Roman" w:cs="Times New Roman"/>
+          <w:sz w:val="28"/>
+          <w:szCs w:val="28"/>
+        </w:rPr>
+        <w:lastRenderedPageBreak/>
+        <w:drawing>
+          <wp:inline distT="0" distB="0" distL="0" distR="0" wp14:anchorId="7893A026" wp14:editId="5273D8F9">
+            <wp:extent cx="4677428" cy="5115639"/>
+            <wp:effectExtent l="0" t="0" r="8890" b="8890"/>
+            <wp:docPr id="1" name="Рисунок 1"/>
+            <wp:cNvGraphicFramePr>
+              <a:graphicFrameLocks xmlns:a="http://schemas.openxmlformats.org/drawingml/2006/main" noChangeAspect="1"/>
+            </wp:cNvGraphicFramePr>
+            <a:graphic xmlns:a="http://schemas.openxmlformats.org/drawingml/2006/main">
+              <a:graphicData uri="http://schemas.openxmlformats.org/drawingml/2006/picture">
+                <pic:pic xmlns:pic="http://schemas.openxmlformats.org/drawingml/2006/picture">
+                  <pic:nvPicPr>
+                    <pic:cNvPr id="1" name=""/>
+                    <pic:cNvPicPr/>
+                  </pic:nvPicPr>
+                  <pic:blipFill>
+                    <a:blip r:embed="rId5"/>
+                    <a:stretch>
+                      <a:fillRect/>
+                    </a:stretch>
+                  </pic:blipFill>
+                  <pic:spPr>
+                    <a:xfrm>
+                      <a:off x="0" y="0"/>
+                      <a:ext cx="4677428" cy="5115639"/>
+                    </a:xfrm>
+                    <a:prstGeom prst="rect">
+                      <a:avLst/>
+                    </a:prstGeom>
+                  </pic:spPr>
+                </pic:pic>
+              </a:graphicData>
+            </a:graphic>
+          </wp:inline>
+        </w:drawing>
+      </w:r>
+    </w:p>
+    <w:p>
+      <w:pPr>
+        <w:tabs>
+          <w:tab w:val="left" w:pos="2508"/>
+        </w:tabs>
+        <w:rPr>
+          <w:rFonts w:ascii="Times New Roman" w:hAnsi="Times New Roman" w:cs="Times New Roman"/>
+          <w:sz w:val="28"/>
+          <w:szCs w:val="28"/>
+        </w:rPr>
+      </w:pPr>
+      <w:r>
+        <w:tab/>
+      </w:r>
+      <w:r>
+        <w:rPr>
+          <w:rFonts w:ascii="Times New Roman" w:hAnsi="Times New Roman" w:cs="Times New Roman"/>
+          <w:sz w:val="28"/>
+          <w:szCs w:val="28"/>
+        </w:rPr>
+        <w:t>Рисунок 1 – Сегмент «Новички»</w:t>
+      </w:r>
+    </w:p>
+    <w:p>
+      <w:pPr>
+        <w:tabs>
+          <w:tab w:val="left" w:pos="2508"/>
+        </w:tabs>
+        <w:rPr>
+          <w:rFonts w:ascii="Times New Roman" w:hAnsi="Times New Roman" w:cs="Times New Roman"/>
+          <w:sz w:val="28"/>
+          <w:szCs w:val="28"/>
+        </w:rPr>
+      </w:pPr>
+      <w:r>
+        <w:rPr>
+          <w:rFonts w:ascii="Times New Roman" w:hAnsi="Times New Roman" w:cs="Times New Roman"/>
+          <w:sz w:val="28"/>
+          <w:szCs w:val="28"/>
+        </w:rPr>
+        <w:lastRenderedPageBreak/>
+        <w:drawing>
+          <wp:inline distT="0" distB="0" distL="0" distR="0" wp14:anchorId="58CAC9B1" wp14:editId="744C76E3">
+            <wp:extent cx="5731510" cy="5591175"/>
+            <wp:effectExtent l="0" t="0" r="2540" b="9525"/>
+            <wp:docPr id="2" name="Рисунок 2"/>
+            <wp:cNvGraphicFramePr>
+              <a:graphicFrameLocks xmlns:a="http://schemas.openxmlformats.org/drawingml/2006/main" noChangeAspect="1"/>
+            </wp:cNvGraphicFramePr>
+            <a:graphic xmlns:a="http://schemas.openxmlformats.org/drawingml/2006/main">
+              <a:graphicData uri="http://schemas.openxmlformats.org/drawingml/2006/picture">
+                <pic:pic xmlns:pic="http://schemas.openxmlformats.org/drawingml/2006/picture">
+                  <pic:nvPicPr>
+                    <pic:cNvPr id="1" name=""/>
+                    <pic:cNvPicPr/>
+                  </pic:nvPicPr>
+                  <pic:blipFill>
+                    <a:blip r:embed="rId6"/>
+                    <a:stretch>
+                      <a:fillRect/>
+                    </a:stretch>
+                  </pic:blipFill>
+                  <pic:spPr>
+                    <a:xfrm>
+                      <a:off x="0" y="0"/>
+                      <a:ext cx="5731510" cy="5591175"/>
+                    </a:xfrm>
+                    <a:prstGeom prst="rect">
+                      <a:avLst/>
+                    </a:prstGeom>
+                  </pic:spPr>
+                </pic:pic>
+              </a:graphicData>
+            </a:graphic>
+          </wp:inline>
+        </w:drawing>
+      </w:r>
+    </w:p>
+    <w:p>
+      <w:pPr>
+        <w:tabs>
+          <w:tab w:val="left" w:pos="2508"/>
+        </w:tabs>
+        <w:jc w:val="center"/>
+        <w:rPr>
+          <w:rFonts w:ascii="Times New Roman" w:hAnsi="Times New Roman" w:cs="Times New Roman"/>
+          <w:sz w:val="28"/>
+          <w:szCs w:val="28"/>
+        </w:rPr>
+      </w:pPr>
+      <w:r>
+        <w:rPr>
+          <w:rFonts w:ascii="Times New Roman" w:hAnsi="Times New Roman" w:cs="Times New Roman"/>
+          <w:sz w:val="28"/>
+          <w:szCs w:val="28"/>
+        </w:rPr>
+        <w:t>Рисунок 2 – Сегмент «Продвинутые»</w:t>
+      </w:r>
+    </w:p>
+    <w:p>
+      <w:pPr>
+        <w:tabs>
+          <w:tab w:val="left" w:pos="2508"/>
+        </w:tabs>
+        <w:rPr>
+          <w:rFonts w:ascii="Times New Roman" w:hAnsi="Times New Roman" w:cs="Times New Roman"/>
+          <w:sz w:val="28"/>
+          <w:szCs w:val="28"/>
+        </w:rPr>
+      </w:pPr>
+      <w:r>
+        <w:rPr>
+          <w:rFonts w:ascii="Times New Roman" w:hAnsi="Times New Roman" w:cs="Times New Roman"/>
+          <w:sz w:val="28"/>
+          <w:szCs w:val="28"/>
+        </w:rPr>
+        <w:lastRenderedPageBreak/>
+        <w:drawing>
+          <wp:inline distT="0" distB="0" distL="0" distR="0" wp14:anchorId="032E5006" wp14:editId="22C0A324">
+            <wp:extent cx="5410955" cy="5687219"/>
+            <wp:effectExtent l="0" t="0" r="0" b="8890"/>
+            <wp:docPr id="3" name="Рисунок 3"/>
+            <wp:cNvGraphicFramePr>
+              <a:graphicFrameLocks xmlns:a="http://schemas.openxmlformats.org/drawingml/2006/main" noChangeAspect="1"/>
+            </wp:cNvGraphicFramePr>
+            <a:graphic xmlns:a="http://schemas.openxmlformats.org/drawingml/2006/main">
+              <a:graphicData uri="http://schemas.openxmlformats.org/drawingml/2006/picture">
+                <pic:pic xmlns:pic="http://schemas.openxmlformats.org/drawingml/2006/picture">
+                  <pic:nvPicPr>
+                    <pic:cNvPr id="1" name=""/>
+                    <pic:cNvPicPr/>
+                  </pic:nvPicPr>
+                  <pic:blipFill>
+                    <a:blip r:embed="rId7"/>
+                    <a:stretch>
+                      <a:fillRect/>
+                    </a:stretch>
+                  </pic:blipFill>
+                  <pic:spPr>
+                    <a:xfrm>
+                      <a:off x="0" y="0"/>
+                      <a:ext cx="5410955" cy="5687219"/>
+                    </a:xfrm>
+                    <a:prstGeom prst="rect">
+                      <a:avLst/>
+                    </a:prstGeom>
+                  </pic:spPr>
+                </pic:pic>
+              </a:graphicData>
+            </a:graphic>
+          </wp:inline>
+        </w:drawing>
+      </w:r>
+    </w:p>
+    <w:p>
+      <w:pPr>
+        <w:tabs>
+          <w:tab w:val="left" w:pos="2508"/>
+        </w:tabs>
+        <w:jc w:val="center"/>
+        <w:rPr>
+          <w:rFonts w:ascii="Times New Roman" w:hAnsi="Times New Roman" w:cs="Times New Roman"/>
+          <w:sz w:val="28"/>
+          <w:szCs w:val="28"/>
+        </w:rPr>
+      </w:pPr>
+      <w:r>
+        <w:rPr>
+          <w:rFonts w:ascii="Times New Roman" w:hAnsi="Times New Roman" w:cs="Times New Roman"/>
+          <w:sz w:val="28"/>
+          <w:szCs w:val="28"/>
+        </w:rPr>
+        <w:t>Рисунок 3 – Сегмент «Профессионалы»</w:t>
+      </w:r>
+    </w:p>
+    <w:p>
+      <w:pPr>
+        <w:tabs>
+          <w:tab w:val="left" w:pos="2508"/>
+        </w:tabs>
+        <w:rPr>
+          <w:rFonts w:ascii="Times New Roman" w:hAnsi="Times New Roman" w:cs="Times New Roman"/>
+          <w:sz w:val="28"/>
+          <w:szCs w:val="28"/>
+        </w:rPr>
+      </w:pPr>
+    </w:p>
+    <w:p>
+      <w:pPr>
+        <w:pStyle w:val="a3"/>
+        <w:numPr>
+          <w:ilvl w:val="0"/>
+          <w:numId w:val="1"/>
+        </w:numPr>
+        <w:tabs>
+          <w:tab w:val="left" w:pos="2508"/>
+        </w:tabs>
+        <w:rPr>
+          <w:rFonts w:ascii="Times New Roman" w:hAnsi="Times New Roman" w:cs="Times New Roman"/>
+          <w:sz w:val="28"/>
+          <w:szCs w:val="28"/>
+        </w:rPr>
+      </w:pPr>
+      <w:r>
+        <w:rPr>
+          <w:rFonts w:ascii="Times New Roman" w:hAnsi="Times New Roman" w:cs="Times New Roman"/>
+          <w:sz w:val="28"/>
+          <w:szCs w:val="28"/>
+          <w:lang w:val="en-US"/>
+        </w:rPr>
+        <w:t>User Persona:</w:t>
+      </w:r>
+    </w:p>
+    <w:p>
+      <w:pPr>
+        <w:pStyle w:val="a3"/>
+        <w:tabs>
+          <w:tab w:val="left" w:pos="2508"/>
+        </w:tabs>
+        <w:rPr>
+          <w:rFonts w:ascii="Times New Roman" w:hAnsi="Times New Roman" w:cs="Times New Roman"/>
+          <w:sz w:val="28"/>
+          <w:szCs w:val="28"/>
+        </w:rPr>
+      </w:pPr>
+      <w:r>
+        <w:rPr>
+          <w:rFonts w:ascii="Times New Roman" w:hAnsi="Times New Roman" w:cs="Times New Roman"/>
+          <w:sz w:val="28"/>
+          <w:szCs w:val="28"/>
+        </w:rPr>
+        <w:lastRenderedPageBreak/>
+        <w:drawing>
+          <wp:inline distT="0" distB="0" distL="0" distR="0" wp14:anchorId="47229803" wp14:editId="5989B59C">
+            <wp:extent cx="5731510" cy="3839210"/>
+            <wp:effectExtent l="0" t="0" r="2540" b="8890"/>
+            <wp:docPr id="4" name="Рисунок 4"/>
+            <wp:cNvGraphicFramePr>
+              <a:graphicFrameLocks xmlns:a="http://schemas.openxmlformats.org/drawingml/2006/main" noChangeAspect="1"/>
+            </wp:cNvGraphicFramePr>
+            <a:graphic xmlns:a="http://schemas.openxmlformats.org/drawingml/2006/main">
+              <a:graphicData uri="http://schemas.openxmlformats.org/drawingml/2006/picture">
+                <pic:pic xmlns:pic="http://schemas.openxmlformats.org/drawingml/2006/picture">
+                  <pic:nvPicPr>
+                    <pic:cNvPr id="1" name=""/>
+                    <pic:cNvPicPr/>
+                  </pic:nvPicPr>
+                  <pic:blipFill>
+                    <a:blip r:embed="rId8"/>
+                    <a:stretch>
+                      <a:fillRect/>
+                    </a:stretch>
+                  </pic:blipFill>
+                  <pic:spPr>
+                    <a:xfrm>
+                      <a:off x="0" y="0"/>
+                      <a:ext cx="5731510" cy="3839210"/>
+                    </a:xfrm>
+                    <a:prstGeom prst="rect">
+                      <a:avLst/>
+                    </a:prstGeom>
+                  </pic:spPr>
+                </pic:pic>
+              </a:graphicData>
+            </a:graphic>
+          </wp:inline>
+        </w:drawing>
+      </w:r>
+    </w:p>
+    <w:p>
+      <w:pPr>
+        <w:tabs>
+          <w:tab w:val="left" w:pos="3444"/>
+        </w:tabs>
+        <w:jc w:val="center"/>
+        <w:rPr>
+          <w:rFonts w:ascii="Times New Roman" w:hAnsi="Times New Roman" w:cs="Times New Roman"/>
+          <w:sz w:val="28"/>
+          <w:szCs w:val="28"/>
+          <w:lang w:val="en-US"/>
+        </w:rPr>
+      </w:pPr>
+      <w:r>
+        <w:rPr>
+          <w:rFonts w:ascii="Times New Roman" w:hAnsi="Times New Roman" w:cs="Times New Roman"/>
+          <w:sz w:val="28"/>
+          <w:szCs w:val="28"/>
+        </w:rPr>
+        <w:t xml:space="preserve">Рисунок 4 – </w:t>
+      </w:r>
+      <w:r>
+        <w:rPr>
+          <w:rFonts w:ascii="Times New Roman" w:hAnsi="Times New Roman" w:cs="Times New Roman"/>
+          <w:sz w:val="28"/>
+          <w:szCs w:val="28"/>
+          <w:lang w:val="en-US"/>
+        </w:rPr>
+        <w:t>User Persona</w:t>
+      </w:r>
+    </w:p>
+    <w:p>
+      <w:pPr>
+        <w:pStyle w:val="a3"/>
+        <w:numPr>
+          <w:ilvl w:val="0"/>
+          <w:numId w:val="1"/>
+        </w:numPr>
+        <w:tabs>
+          <w:tab w:val="left" w:pos="3444"/>
+        </w:tabs>
+        <w:rPr>
+          <w:rFonts w:ascii="Times New Roman" w:hAnsi="Times New Roman" w:cs="Times New Roman"/>
+          <w:sz w:val="28"/>
+          <w:szCs w:val="28"/>
+          <w:lang w:val="en-US"/>
+        </w:rPr>
+      </w:pPr>
+      <w:r>
+        <w:rPr>
+          <w:rFonts w:ascii="Times New Roman" w:hAnsi="Times New Roman" w:cs="Times New Roman"/>
+          <w:sz w:val="28"/>
+          <w:szCs w:val="28"/>
+          <w:lang w:val="en-US"/>
+        </w:rPr>
+        <w:t>User Story</w:t>
+      </w:r>
+    </w:p>
+    <w:p>
+      <w:pPr>
+        <w:pStyle w:val="a3"/>
+        <w:tabs>
+          <w:tab w:val="left" w:pos="3444"/>
+        </w:tabs>
+        <w:rPr>
+          <w:rFonts w:ascii="Times New Roman" w:hAnsi="Times New Roman" w:cs="Times New Roman"/>
+          <w:sz w:val="28"/>
+          <w:szCs w:val="28"/>
+          <w:lang w:val="en-US"/>
+        </w:rPr>
+      </w:pPr>
+    </w:p>
     <w:sectPr>
       <w:pgSz w:w="11906" w:h="16838"/>
       <w:pgMar w:top="1440" w:right="1440" w:bottom="1440" w:left="1440" w:header="708" w:footer="708" w:gutter="0"/>

--- a/UID/Labs/lab3/Анализ ЦА.docx
+++ b/UID/Labs/lab3/Анализ ЦА.docx
@@ -1483,6 +1483,7 @@
       <w:r>
         <w:rPr>
           <w:rFonts w:ascii="Times New Roman" w:hAnsi="Times New Roman" w:cs="Times New Roman"/>
+          <w:noProof/>
           <w:sz w:val="28"/>
           <w:szCs w:val="28"/>
         </w:rPr>
@@ -1561,6 +1562,7 @@
       <w:r>
         <w:rPr>
           <w:rFonts w:ascii="Times New Roman" w:hAnsi="Times New Roman" w:cs="Times New Roman"/>
+          <w:noProof/>
           <w:sz w:val="28"/>
           <w:szCs w:val="28"/>
         </w:rPr>
@@ -1637,6 +1639,7 @@
       <w:r>
         <w:rPr>
           <w:rFonts w:ascii="Times New Roman" w:hAnsi="Times New Roman" w:cs="Times New Roman"/>
+          <w:noProof/>
           <w:sz w:val="28"/>
           <w:szCs w:val="28"/>
         </w:rPr>
@@ -1752,6 +1755,7 @@
       <w:r>
         <w:rPr>
           <w:rFonts w:ascii="Times New Roman" w:hAnsi="Times New Roman" w:cs="Times New Roman"/>
+          <w:noProof/>
           <w:sz w:val="28"/>
           <w:szCs w:val="28"/>
         </w:rPr>
@@ -1849,6 +1853,30 @@
           <w:lang w:val="en-US"/>
         </w:rPr>
         <w:t>User Story</w:t>
+      </w:r>
+    </w:p>
+    <w:p>
+      <w:pPr>
+        <w:pStyle w:val="a3"/>
+        <w:tabs>
+          <w:tab w:val="left" w:pos="3444"/>
+        </w:tabs>
+        <w:rPr>
+          <w:rFonts w:ascii="Times New Roman" w:hAnsi="Times New Roman" w:cs="Times New Roman"/>
+          <w:sz w:val="28"/>
+          <w:szCs w:val="28"/>
+          <w:lang w:val="en-US"/>
+        </w:rPr>
+      </w:pPr>
+      <w:r>
+        <w:rPr>
+          <w:rFonts w:ascii="Times New Roman" w:hAnsi="Times New Roman" w:cs="Times New Roman"/>
+          <w:sz w:val="28"/>
+          <w:szCs w:val="28"/>
+          <w:lang w:val="en-US"/>
+        </w:rPr>
+        <w:tab/>
+        <w:t>x</w:t>
       </w:r>
     </w:p>
     <w:p>

--- a/UID/Labs/lab3/Анализ ЦА.docx
+++ b/UID/Labs/lab3/Анализ ЦА.docx
@@ -1875,8 +1875,1333 @@
           <w:szCs w:val="28"/>
           <w:lang w:val="en-US"/>
         </w:rPr>
-        <w:tab/>
-        <w:t>x</w:t>
+        <w:drawing>
+          <wp:inline distT="0" distB="0" distL="0" distR="0" wp14:anchorId="0993B8AB" wp14:editId="3737950B">
+            <wp:extent cx="5731510" cy="1123315"/>
+            <wp:effectExtent l="0" t="0" r="2540" b="635"/>
+            <wp:docPr id="6" name="Рисунок 6"/>
+            <wp:cNvGraphicFramePr>
+              <a:graphicFrameLocks xmlns:a="http://schemas.openxmlformats.org/drawingml/2006/main" noChangeAspect="1"/>
+            </wp:cNvGraphicFramePr>
+            <a:graphic xmlns:a="http://schemas.openxmlformats.org/drawingml/2006/main">
+              <a:graphicData uri="http://schemas.openxmlformats.org/drawingml/2006/picture">
+                <pic:pic xmlns:pic="http://schemas.openxmlformats.org/drawingml/2006/picture">
+                  <pic:nvPicPr>
+                    <pic:cNvPr id="1" name=""/>
+                    <pic:cNvPicPr/>
+                  </pic:nvPicPr>
+                  <pic:blipFill>
+                    <a:blip r:embed="rId9"/>
+                    <a:stretch>
+                      <a:fillRect/>
+                    </a:stretch>
+                  </pic:blipFill>
+                  <pic:spPr>
+                    <a:xfrm>
+                      <a:off x="0" y="0"/>
+                      <a:ext cx="5731510" cy="1123315"/>
+                    </a:xfrm>
+                    <a:prstGeom prst="rect">
+                      <a:avLst/>
+                    </a:prstGeom>
+                  </pic:spPr>
+                </pic:pic>
+              </a:graphicData>
+            </a:graphic>
+          </wp:inline>
+        </w:drawing>
+      </w:r>
+    </w:p>
+    <w:p>
+      <w:pPr>
+        <w:tabs>
+          <w:tab w:val="left" w:pos="3444"/>
+        </w:tabs>
+        <w:jc w:val="center"/>
+        <w:rPr>
+          <w:rFonts w:ascii="Times New Roman" w:hAnsi="Times New Roman" w:cs="Times New Roman"/>
+          <w:sz w:val="28"/>
+          <w:szCs w:val="28"/>
+        </w:rPr>
+      </w:pPr>
+      <w:r>
+        <w:rPr>
+          <w:rFonts w:ascii="Times New Roman" w:hAnsi="Times New Roman" w:cs="Times New Roman"/>
+          <w:sz w:val="28"/>
+          <w:szCs w:val="28"/>
+        </w:rPr>
+        <w:t xml:space="preserve">Рисунок 5 – </w:t>
+      </w:r>
+      <w:r>
+        <w:rPr>
+          <w:rFonts w:ascii="Times New Roman" w:hAnsi="Times New Roman" w:cs="Times New Roman"/>
+          <w:sz w:val="28"/>
+          <w:szCs w:val="28"/>
+          <w:lang w:val="en-US"/>
+        </w:rPr>
+        <w:t xml:space="preserve">User Story </w:t>
+      </w:r>
+      <w:r>
+        <w:rPr>
+          <w:rFonts w:ascii="Times New Roman" w:hAnsi="Times New Roman" w:cs="Times New Roman"/>
+          <w:sz w:val="28"/>
+          <w:szCs w:val="28"/>
+        </w:rPr>
+        <w:t>пользователя Мария</w:t>
+      </w:r>
+    </w:p>
+    <w:p>
+      <w:pPr>
+        <w:tabs>
+          <w:tab w:val="left" w:pos="3444"/>
+        </w:tabs>
+        <w:rPr>
+          <w:rFonts w:ascii="Times New Roman" w:hAnsi="Times New Roman" w:cs="Times New Roman"/>
+          <w:sz w:val="28"/>
+          <w:szCs w:val="28"/>
+        </w:rPr>
+      </w:pPr>
+      <w:r>
+        <w:rPr>
+          <w:rFonts w:ascii="Times New Roman" w:hAnsi="Times New Roman" w:cs="Times New Roman"/>
+          <w:sz w:val="28"/>
+          <w:szCs w:val="28"/>
+        </w:rPr>
+        <w:drawing>
+          <wp:inline distT="0" distB="0" distL="0" distR="0" wp14:anchorId="05A54953" wp14:editId="3A81BF64">
+            <wp:extent cx="5731510" cy="1038860"/>
+            <wp:effectExtent l="0" t="0" r="2540" b="8890"/>
+            <wp:docPr id="8" name="Рисунок 8"/>
+            <wp:cNvGraphicFramePr>
+              <a:graphicFrameLocks xmlns:a="http://schemas.openxmlformats.org/drawingml/2006/main" noChangeAspect="1"/>
+            </wp:cNvGraphicFramePr>
+            <a:graphic xmlns:a="http://schemas.openxmlformats.org/drawingml/2006/main">
+              <a:graphicData uri="http://schemas.openxmlformats.org/drawingml/2006/picture">
+                <pic:pic xmlns:pic="http://schemas.openxmlformats.org/drawingml/2006/picture">
+                  <pic:nvPicPr>
+                    <pic:cNvPr id="1" name=""/>
+                    <pic:cNvPicPr/>
+                  </pic:nvPicPr>
+                  <pic:blipFill>
+                    <a:blip r:embed="rId10"/>
+                    <a:stretch>
+                      <a:fillRect/>
+                    </a:stretch>
+                  </pic:blipFill>
+                  <pic:spPr>
+                    <a:xfrm>
+                      <a:off x="0" y="0"/>
+                      <a:ext cx="5731510" cy="1038860"/>
+                    </a:xfrm>
+                    <a:prstGeom prst="rect">
+                      <a:avLst/>
+                    </a:prstGeom>
+                  </pic:spPr>
+                </pic:pic>
+              </a:graphicData>
+            </a:graphic>
+          </wp:inline>
+        </w:drawing>
+      </w:r>
+    </w:p>
+    <w:p>
+      <w:pPr>
+        <w:tabs>
+          <w:tab w:val="left" w:pos="3444"/>
+        </w:tabs>
+        <w:jc w:val="center"/>
+        <w:rPr>
+          <w:rFonts w:ascii="Times New Roman" w:hAnsi="Times New Roman" w:cs="Times New Roman"/>
+          <w:sz w:val="28"/>
+          <w:szCs w:val="28"/>
+        </w:rPr>
+      </w:pPr>
+      <w:r>
+        <w:rPr>
+          <w:rFonts w:ascii="Times New Roman" w:hAnsi="Times New Roman" w:cs="Times New Roman"/>
+          <w:sz w:val="28"/>
+          <w:szCs w:val="28"/>
+        </w:rPr>
+        <w:t xml:space="preserve">Рисунок 6 – </w:t>
+      </w:r>
+      <w:r>
+        <w:rPr>
+          <w:rFonts w:ascii="Times New Roman" w:hAnsi="Times New Roman" w:cs="Times New Roman"/>
+          <w:sz w:val="28"/>
+          <w:szCs w:val="28"/>
+          <w:lang w:val="en-US"/>
+        </w:rPr>
+        <w:t xml:space="preserve">User Story </w:t>
+      </w:r>
+      <w:r>
+        <w:rPr>
+          <w:rFonts w:ascii="Times New Roman" w:hAnsi="Times New Roman" w:cs="Times New Roman"/>
+          <w:sz w:val="28"/>
+          <w:szCs w:val="28"/>
+        </w:rPr>
+        <w:t>пользователя Иван</w:t>
+      </w:r>
+    </w:p>
+    <w:p>
+      <w:pPr>
+        <w:tabs>
+          <w:tab w:val="left" w:pos="3444"/>
+        </w:tabs>
+        <w:jc w:val="center"/>
+        <w:rPr>
+          <w:rFonts w:ascii="Times New Roman" w:hAnsi="Times New Roman" w:cs="Times New Roman"/>
+          <w:sz w:val="28"/>
+          <w:szCs w:val="28"/>
+        </w:rPr>
+      </w:pPr>
+      <w:r>
+        <w:rPr>
+          <w:rFonts w:ascii="Times New Roman" w:hAnsi="Times New Roman" w:cs="Times New Roman"/>
+          <w:sz w:val="28"/>
+          <w:szCs w:val="28"/>
+        </w:rPr>
+        <w:drawing>
+          <wp:inline distT="0" distB="0" distL="0" distR="0" wp14:anchorId="264B2545" wp14:editId="74E0F12F">
+            <wp:extent cx="5731510" cy="1104265"/>
+            <wp:effectExtent l="0" t="0" r="2540" b="635"/>
+            <wp:docPr id="9" name="Рисунок 9"/>
+            <wp:cNvGraphicFramePr>
+              <a:graphicFrameLocks xmlns:a="http://schemas.openxmlformats.org/drawingml/2006/main" noChangeAspect="1"/>
+            </wp:cNvGraphicFramePr>
+            <a:graphic xmlns:a="http://schemas.openxmlformats.org/drawingml/2006/main">
+              <a:graphicData uri="http://schemas.openxmlformats.org/drawingml/2006/picture">
+                <pic:pic xmlns:pic="http://schemas.openxmlformats.org/drawingml/2006/picture">
+                  <pic:nvPicPr>
+                    <pic:cNvPr id="1" name=""/>
+                    <pic:cNvPicPr/>
+                  </pic:nvPicPr>
+                  <pic:blipFill>
+                    <a:blip r:embed="rId11"/>
+                    <a:stretch>
+                      <a:fillRect/>
+                    </a:stretch>
+                  </pic:blipFill>
+                  <pic:spPr>
+                    <a:xfrm>
+                      <a:off x="0" y="0"/>
+                      <a:ext cx="5731510" cy="1104265"/>
+                    </a:xfrm>
+                    <a:prstGeom prst="rect">
+                      <a:avLst/>
+                    </a:prstGeom>
+                  </pic:spPr>
+                </pic:pic>
+              </a:graphicData>
+            </a:graphic>
+          </wp:inline>
+        </w:drawing>
+      </w:r>
+    </w:p>
+    <w:p>
+      <w:pPr>
+        <w:tabs>
+          <w:tab w:val="left" w:pos="3444"/>
+        </w:tabs>
+        <w:jc w:val="center"/>
+        <w:rPr>
+          <w:rFonts w:ascii="Times New Roman" w:hAnsi="Times New Roman" w:cs="Times New Roman"/>
+          <w:sz w:val="28"/>
+          <w:szCs w:val="28"/>
+        </w:rPr>
+      </w:pPr>
+      <w:r>
+        <w:rPr>
+          <w:rFonts w:ascii="Times New Roman" w:hAnsi="Times New Roman" w:cs="Times New Roman"/>
+          <w:sz w:val="28"/>
+          <w:szCs w:val="28"/>
+        </w:rPr>
+        <w:lastRenderedPageBreak/>
+        <w:t xml:space="preserve">Рисунок 7 – </w:t>
+      </w:r>
+      <w:r>
+        <w:rPr>
+          <w:rFonts w:ascii="Times New Roman" w:hAnsi="Times New Roman" w:cs="Times New Roman"/>
+          <w:sz w:val="28"/>
+          <w:szCs w:val="28"/>
+          <w:lang w:val="en-US"/>
+        </w:rPr>
+        <w:t xml:space="preserve">User Story </w:t>
+      </w:r>
+      <w:r>
+        <w:rPr>
+          <w:rFonts w:ascii="Times New Roman" w:hAnsi="Times New Roman" w:cs="Times New Roman"/>
+          <w:sz w:val="28"/>
+          <w:szCs w:val="28"/>
+        </w:rPr>
+        <w:t>пользователя Екатерина</w:t>
+      </w:r>
+    </w:p>
+    <w:p>
+      <w:pPr>
+        <w:tabs>
+          <w:tab w:val="left" w:pos="3444"/>
+        </w:tabs>
+        <w:jc w:val="center"/>
+        <w:rPr>
+          <w:rFonts w:ascii="Times New Roman" w:hAnsi="Times New Roman" w:cs="Times New Roman"/>
+          <w:sz w:val="28"/>
+          <w:szCs w:val="28"/>
+        </w:rPr>
+      </w:pPr>
+      <w:r>
+        <w:rPr>
+          <w:rFonts w:ascii="Times New Roman" w:hAnsi="Times New Roman" w:cs="Times New Roman"/>
+          <w:sz w:val="28"/>
+          <w:szCs w:val="28"/>
+        </w:rPr>
+        <w:drawing>
+          <wp:inline distT="0" distB="0" distL="0" distR="0" wp14:anchorId="012058A1" wp14:editId="7C55ADD9">
+            <wp:extent cx="5731510" cy="1213485"/>
+            <wp:effectExtent l="0" t="0" r="2540" b="5715"/>
+            <wp:docPr id="10" name="Рисунок 10"/>
+            <wp:cNvGraphicFramePr>
+              <a:graphicFrameLocks xmlns:a="http://schemas.openxmlformats.org/drawingml/2006/main" noChangeAspect="1"/>
+            </wp:cNvGraphicFramePr>
+            <a:graphic xmlns:a="http://schemas.openxmlformats.org/drawingml/2006/main">
+              <a:graphicData uri="http://schemas.openxmlformats.org/drawingml/2006/picture">
+                <pic:pic xmlns:pic="http://schemas.openxmlformats.org/drawingml/2006/picture">
+                  <pic:nvPicPr>
+                    <pic:cNvPr id="1" name=""/>
+                    <pic:cNvPicPr/>
+                  </pic:nvPicPr>
+                  <pic:blipFill>
+                    <a:blip r:embed="rId12"/>
+                    <a:stretch>
+                      <a:fillRect/>
+                    </a:stretch>
+                  </pic:blipFill>
+                  <pic:spPr>
+                    <a:xfrm>
+                      <a:off x="0" y="0"/>
+                      <a:ext cx="5731510" cy="1213485"/>
+                    </a:xfrm>
+                    <a:prstGeom prst="rect">
+                      <a:avLst/>
+                    </a:prstGeom>
+                  </pic:spPr>
+                </pic:pic>
+              </a:graphicData>
+            </a:graphic>
+          </wp:inline>
+        </w:drawing>
+      </w:r>
+    </w:p>
+    <w:p>
+      <w:pPr>
+        <w:tabs>
+          <w:tab w:val="left" w:pos="3444"/>
+        </w:tabs>
+        <w:jc w:val="center"/>
+        <w:rPr>
+          <w:rFonts w:ascii="Times New Roman" w:hAnsi="Times New Roman" w:cs="Times New Roman"/>
+          <w:sz w:val="28"/>
+          <w:szCs w:val="28"/>
+        </w:rPr>
+      </w:pPr>
+      <w:r>
+        <w:rPr>
+          <w:rFonts w:ascii="Times New Roman" w:hAnsi="Times New Roman" w:cs="Times New Roman"/>
+          <w:sz w:val="28"/>
+          <w:szCs w:val="28"/>
+        </w:rPr>
+        <w:t xml:space="preserve">Рисунок 8 – </w:t>
+      </w:r>
+      <w:r>
+        <w:rPr>
+          <w:rFonts w:ascii="Times New Roman" w:hAnsi="Times New Roman" w:cs="Times New Roman"/>
+          <w:sz w:val="28"/>
+          <w:szCs w:val="28"/>
+          <w:lang w:val="en-US"/>
+        </w:rPr>
+        <w:t xml:space="preserve">User Story </w:t>
+      </w:r>
+      <w:r>
+        <w:rPr>
+          <w:rFonts w:ascii="Times New Roman" w:hAnsi="Times New Roman" w:cs="Times New Roman"/>
+          <w:sz w:val="28"/>
+          <w:szCs w:val="28"/>
+        </w:rPr>
+        <w:t>пользователя Сергей</w:t>
+      </w:r>
+    </w:p>
+    <w:p>
+      <w:pPr>
+        <w:pStyle w:val="a3"/>
+        <w:numPr>
+          <w:ilvl w:val="0"/>
+          <w:numId w:val="1"/>
+        </w:numPr>
+        <w:tabs>
+          <w:tab w:val="left" w:pos="3444"/>
+        </w:tabs>
+        <w:rPr>
+          <w:rFonts w:ascii="Times New Roman" w:hAnsi="Times New Roman" w:cs="Times New Roman"/>
+          <w:sz w:val="28"/>
+          <w:szCs w:val="28"/>
+          <w:lang w:val="en-US"/>
+        </w:rPr>
+      </w:pPr>
+      <w:r>
+        <w:rPr>
+          <w:rFonts w:ascii="Times New Roman" w:hAnsi="Times New Roman" w:cs="Times New Roman"/>
+          <w:sz w:val="28"/>
+          <w:szCs w:val="28"/>
+          <w:lang w:val="en-US"/>
+        </w:rPr>
+        <w:t>Use Case</w:t>
+      </w:r>
+    </w:p>
+    <w:tbl>
+      <w:tblPr>
+        <w:tblStyle w:val="a4"/>
+        <w:tblW w:w="0" w:type="auto"/>
+        <w:tblInd w:w="720" w:type="dxa"/>
+        <w:tblLook w:val="04A0" w:firstRow="1" w:lastRow="0" w:firstColumn="1" w:lastColumn="0" w:noHBand="0" w:noVBand="1"/>
+      </w:tblPr>
+      <w:tblGrid>
+        <w:gridCol w:w="4055"/>
+        <w:gridCol w:w="4241"/>
+      </w:tblGrid>
+      <w:tr>
+        <w:tc>
+          <w:tcPr>
+            <w:tcW w:w="4508" w:type="dxa"/>
+          </w:tcPr>
+          <w:p>
+            <w:pPr>
+              <w:pStyle w:val="a3"/>
+              <w:tabs>
+                <w:tab w:val="left" w:pos="3444"/>
+              </w:tabs>
+              <w:ind w:left="0"/>
+              <w:rPr>
+                <w:rFonts w:ascii="Times New Roman" w:hAnsi="Times New Roman" w:cs="Times New Roman"/>
+                <w:sz w:val="28"/>
+                <w:szCs w:val="28"/>
+              </w:rPr>
+            </w:pPr>
+            <w:r>
+              <w:rPr>
+                <w:rFonts w:ascii="Times New Roman" w:hAnsi="Times New Roman" w:cs="Times New Roman"/>
+                <w:sz w:val="28"/>
+                <w:szCs w:val="28"/>
+              </w:rPr>
+              <w:t>Название</w:t>
+            </w:r>
+          </w:p>
+        </w:tc>
+        <w:tc>
+          <w:tcPr>
+            <w:tcW w:w="4508" w:type="dxa"/>
+          </w:tcPr>
+          <w:p>
+            <w:pPr>
+              <w:pStyle w:val="a3"/>
+              <w:tabs>
+                <w:tab w:val="left" w:pos="3444"/>
+              </w:tabs>
+              <w:ind w:left="0"/>
+              <w:rPr>
+                <w:rFonts w:ascii="Times New Roman" w:hAnsi="Times New Roman" w:cs="Times New Roman"/>
+                <w:sz w:val="28"/>
+                <w:szCs w:val="28"/>
+              </w:rPr>
+            </w:pPr>
+            <w:r>
+              <w:rPr>
+                <w:rFonts w:ascii="Times New Roman" w:hAnsi="Times New Roman" w:cs="Times New Roman"/>
+                <w:sz w:val="28"/>
+                <w:szCs w:val="28"/>
+              </w:rPr>
+              <w:t>Получение отчётности</w:t>
+            </w:r>
+          </w:p>
+        </w:tc>
+      </w:tr>
+      <w:tr>
+        <w:tc>
+          <w:tcPr>
+            <w:tcW w:w="4508" w:type="dxa"/>
+          </w:tcPr>
+          <w:p>
+            <w:pPr>
+              <w:pStyle w:val="a3"/>
+              <w:tabs>
+                <w:tab w:val="left" w:pos="3444"/>
+              </w:tabs>
+              <w:ind w:left="0"/>
+              <w:rPr>
+                <w:rFonts w:ascii="Times New Roman" w:hAnsi="Times New Roman" w:cs="Times New Roman"/>
+                <w:sz w:val="28"/>
+                <w:szCs w:val="28"/>
+              </w:rPr>
+            </w:pPr>
+            <w:r>
+              <w:rPr>
+                <w:rFonts w:ascii="Times New Roman" w:hAnsi="Times New Roman" w:cs="Times New Roman"/>
+                <w:sz w:val="28"/>
+                <w:szCs w:val="28"/>
+              </w:rPr>
+              <w:t>Участники</w:t>
+            </w:r>
+          </w:p>
+        </w:tc>
+        <w:tc>
+          <w:tcPr>
+            <w:tcW w:w="4508" w:type="dxa"/>
+          </w:tcPr>
+          <w:p>
+            <w:pPr>
+              <w:pStyle w:val="a3"/>
+              <w:tabs>
+                <w:tab w:val="left" w:pos="3444"/>
+              </w:tabs>
+              <w:ind w:left="0"/>
+              <w:rPr>
+                <w:rFonts w:ascii="Times New Roman" w:hAnsi="Times New Roman" w:cs="Times New Roman"/>
+                <w:sz w:val="28"/>
+                <w:szCs w:val="28"/>
+              </w:rPr>
+            </w:pPr>
+            <w:r>
+              <w:rPr>
+                <w:rFonts w:ascii="Times New Roman" w:hAnsi="Times New Roman" w:cs="Times New Roman"/>
+                <w:sz w:val="28"/>
+                <w:szCs w:val="28"/>
+              </w:rPr>
+              <w:t>Пользователь, Администратор</w:t>
+            </w:r>
+          </w:p>
+        </w:tc>
+      </w:tr>
+      <w:tr>
+        <w:tc>
+          <w:tcPr>
+            <w:tcW w:w="4508" w:type="dxa"/>
+          </w:tcPr>
+          <w:p>
+            <w:pPr>
+              <w:pStyle w:val="a3"/>
+              <w:tabs>
+                <w:tab w:val="left" w:pos="3444"/>
+              </w:tabs>
+              <w:ind w:left="0"/>
+              <w:rPr>
+                <w:rFonts w:ascii="Times New Roman" w:hAnsi="Times New Roman" w:cs="Times New Roman"/>
+                <w:sz w:val="28"/>
+                <w:szCs w:val="28"/>
+              </w:rPr>
+            </w:pPr>
+            <w:r>
+              <w:rPr>
+                <w:rFonts w:ascii="Times New Roman" w:hAnsi="Times New Roman" w:cs="Times New Roman"/>
+                <w:sz w:val="28"/>
+                <w:szCs w:val="28"/>
+              </w:rPr>
+              <w:t>Предусловие</w:t>
+            </w:r>
+          </w:p>
+        </w:tc>
+        <w:tc>
+          <w:tcPr>
+            <w:tcW w:w="4508" w:type="dxa"/>
+          </w:tcPr>
+          <w:p>
+            <w:pPr>
+              <w:pStyle w:val="a3"/>
+              <w:tabs>
+                <w:tab w:val="left" w:pos="3444"/>
+              </w:tabs>
+              <w:ind w:left="0"/>
+              <w:rPr>
+                <w:rFonts w:ascii="Times New Roman" w:hAnsi="Times New Roman" w:cs="Times New Roman"/>
+                <w:sz w:val="28"/>
+                <w:szCs w:val="28"/>
+              </w:rPr>
+            </w:pPr>
+            <w:r>
+              <w:rPr>
+                <w:rFonts w:ascii="Times New Roman" w:hAnsi="Times New Roman" w:cs="Times New Roman"/>
+                <w:sz w:val="28"/>
+                <w:szCs w:val="28"/>
+              </w:rPr>
+              <w:t>Пользователь хочет получить персонализированный отчёт или отчёт по статистике команды</w:t>
+            </w:r>
+          </w:p>
+        </w:tc>
+      </w:tr>
+      <w:tr>
+        <w:tc>
+          <w:tcPr>
+            <w:tcW w:w="4508" w:type="dxa"/>
+          </w:tcPr>
+          <w:p>
+            <w:pPr>
+              <w:pStyle w:val="a3"/>
+              <w:tabs>
+                <w:tab w:val="left" w:pos="3444"/>
+              </w:tabs>
+              <w:ind w:left="0"/>
+              <w:rPr>
+                <w:rFonts w:ascii="Times New Roman" w:hAnsi="Times New Roman" w:cs="Times New Roman"/>
+                <w:sz w:val="28"/>
+                <w:szCs w:val="28"/>
+              </w:rPr>
+            </w:pPr>
+            <w:r>
+              <w:rPr>
+                <w:rFonts w:ascii="Times New Roman" w:hAnsi="Times New Roman" w:cs="Times New Roman"/>
+                <w:sz w:val="28"/>
+                <w:szCs w:val="28"/>
+              </w:rPr>
+              <w:t>Триггер</w:t>
+            </w:r>
+          </w:p>
+        </w:tc>
+        <w:tc>
+          <w:tcPr>
+            <w:tcW w:w="4508" w:type="dxa"/>
+          </w:tcPr>
+          <w:p>
+            <w:pPr>
+              <w:pStyle w:val="a3"/>
+              <w:tabs>
+                <w:tab w:val="left" w:pos="3444"/>
+              </w:tabs>
+              <w:ind w:left="0"/>
+              <w:rPr>
+                <w:rFonts w:ascii="Times New Roman" w:hAnsi="Times New Roman" w:cs="Times New Roman"/>
+                <w:sz w:val="28"/>
+                <w:szCs w:val="28"/>
+              </w:rPr>
+            </w:pPr>
+            <w:r>
+              <w:rPr>
+                <w:rFonts w:ascii="Times New Roman" w:hAnsi="Times New Roman" w:cs="Times New Roman"/>
+                <w:sz w:val="28"/>
+                <w:szCs w:val="28"/>
+              </w:rPr>
+              <w:t>Пользователю нужна отчётность(?)</w:t>
+            </w:r>
+          </w:p>
+        </w:tc>
+      </w:tr>
+      <w:tr>
+        <w:tc>
+          <w:tcPr>
+            <w:tcW w:w="4508" w:type="dxa"/>
+          </w:tcPr>
+          <w:p>
+            <w:pPr>
+              <w:pStyle w:val="a3"/>
+              <w:tabs>
+                <w:tab w:val="left" w:pos="3444"/>
+              </w:tabs>
+              <w:ind w:left="0"/>
+              <w:rPr>
+                <w:rFonts w:ascii="Times New Roman" w:hAnsi="Times New Roman" w:cs="Times New Roman"/>
+                <w:sz w:val="28"/>
+                <w:szCs w:val="28"/>
+              </w:rPr>
+            </w:pPr>
+            <w:r>
+              <w:rPr>
+                <w:rFonts w:ascii="Times New Roman" w:hAnsi="Times New Roman" w:cs="Times New Roman"/>
+                <w:sz w:val="28"/>
+                <w:szCs w:val="28"/>
+              </w:rPr>
+              <w:t>Базовый сценарий</w:t>
+            </w:r>
+          </w:p>
+        </w:tc>
+        <w:tc>
+          <w:tcPr>
+            <w:tcW w:w="4508" w:type="dxa"/>
+          </w:tcPr>
+          <w:p>
+            <w:pPr>
+              <w:pStyle w:val="a3"/>
+              <w:numPr>
+                <w:ilvl w:val="0"/>
+                <w:numId w:val="5"/>
+              </w:numPr>
+              <w:tabs>
+                <w:tab w:val="left" w:pos="3444"/>
+              </w:tabs>
+              <w:rPr>
+                <w:rFonts w:ascii="Times New Roman" w:hAnsi="Times New Roman" w:cs="Times New Roman"/>
+                <w:sz w:val="28"/>
+                <w:szCs w:val="28"/>
+              </w:rPr>
+            </w:pPr>
+            <w:r>
+              <w:rPr>
+                <w:rFonts w:ascii="Times New Roman" w:hAnsi="Times New Roman" w:cs="Times New Roman"/>
+                <w:sz w:val="28"/>
+                <w:szCs w:val="28"/>
+              </w:rPr>
+              <w:t>Пользователь заходит в систему</w:t>
+            </w:r>
+          </w:p>
+          <w:p>
+            <w:pPr>
+              <w:pStyle w:val="a3"/>
+              <w:numPr>
+                <w:ilvl w:val="0"/>
+                <w:numId w:val="5"/>
+              </w:numPr>
+              <w:tabs>
+                <w:tab w:val="left" w:pos="3444"/>
+              </w:tabs>
+              <w:rPr>
+                <w:rFonts w:ascii="Times New Roman" w:hAnsi="Times New Roman" w:cs="Times New Roman"/>
+                <w:sz w:val="28"/>
+                <w:szCs w:val="28"/>
+              </w:rPr>
+            </w:pPr>
+            <w:r>
+              <w:rPr>
+                <w:rFonts w:ascii="Times New Roman" w:hAnsi="Times New Roman" w:cs="Times New Roman"/>
+                <w:sz w:val="28"/>
+                <w:szCs w:val="28"/>
+              </w:rPr>
+              <w:t>Заходит в персональную вкладку(?)</w:t>
+            </w:r>
+          </w:p>
+          <w:p>
+            <w:pPr>
+              <w:pStyle w:val="a3"/>
+              <w:numPr>
+                <w:ilvl w:val="0"/>
+                <w:numId w:val="5"/>
+              </w:numPr>
+              <w:tabs>
+                <w:tab w:val="left" w:pos="3444"/>
+              </w:tabs>
+              <w:rPr>
+                <w:rFonts w:ascii="Times New Roman" w:hAnsi="Times New Roman" w:cs="Times New Roman"/>
+                <w:sz w:val="28"/>
+                <w:szCs w:val="28"/>
+              </w:rPr>
+            </w:pPr>
+            <w:r>
+              <w:rPr>
+                <w:rFonts w:ascii="Times New Roman" w:hAnsi="Times New Roman" w:cs="Times New Roman"/>
+                <w:sz w:val="28"/>
+                <w:szCs w:val="28"/>
+              </w:rPr>
+              <w:t>Нажимает на кнопку получения отчётности</w:t>
+            </w:r>
+          </w:p>
+          <w:p>
+            <w:pPr>
+              <w:pStyle w:val="a3"/>
+              <w:numPr>
+                <w:ilvl w:val="0"/>
+                <w:numId w:val="5"/>
+              </w:numPr>
+              <w:tabs>
+                <w:tab w:val="left" w:pos="3444"/>
+              </w:tabs>
+              <w:rPr>
+                <w:rFonts w:ascii="Times New Roman" w:hAnsi="Times New Roman" w:cs="Times New Roman"/>
+                <w:sz w:val="28"/>
+                <w:szCs w:val="28"/>
+              </w:rPr>
+            </w:pPr>
+            <w:r>
+              <w:rPr>
+                <w:rFonts w:ascii="Times New Roman" w:hAnsi="Times New Roman" w:cs="Times New Roman"/>
+                <w:sz w:val="28"/>
+                <w:szCs w:val="28"/>
+              </w:rPr>
+              <w:t>Получает отчётность</w:t>
+            </w:r>
+          </w:p>
+        </w:tc>
+      </w:tr>
+      <w:tr>
+        <w:tc>
+          <w:tcPr>
+            <w:tcW w:w="4508" w:type="dxa"/>
+          </w:tcPr>
+          <w:p>
+            <w:pPr>
+              <w:pStyle w:val="a3"/>
+              <w:tabs>
+                <w:tab w:val="left" w:pos="3444"/>
+              </w:tabs>
+              <w:ind w:left="0"/>
+              <w:rPr>
+                <w:rFonts w:ascii="Times New Roman" w:hAnsi="Times New Roman" w:cs="Times New Roman"/>
+                <w:sz w:val="28"/>
+                <w:szCs w:val="28"/>
+              </w:rPr>
+            </w:pPr>
+            <w:r>
+              <w:rPr>
+                <w:rFonts w:ascii="Times New Roman" w:hAnsi="Times New Roman" w:cs="Times New Roman"/>
+                <w:sz w:val="28"/>
+                <w:szCs w:val="28"/>
+              </w:rPr>
+              <w:t>Результат</w:t>
+            </w:r>
+          </w:p>
+        </w:tc>
+        <w:tc>
+          <w:tcPr>
+            <w:tcW w:w="4508" w:type="dxa"/>
+          </w:tcPr>
+          <w:p>
+            <w:pPr>
+              <w:pStyle w:val="a3"/>
+              <w:tabs>
+                <w:tab w:val="left" w:pos="3444"/>
+              </w:tabs>
+              <w:ind w:left="0"/>
+              <w:rPr>
+                <w:rFonts w:ascii="Times New Roman" w:hAnsi="Times New Roman" w:cs="Times New Roman"/>
+                <w:sz w:val="28"/>
+                <w:szCs w:val="28"/>
+              </w:rPr>
+            </w:pPr>
+            <w:r>
+              <w:rPr>
+                <w:rFonts w:ascii="Times New Roman" w:hAnsi="Times New Roman" w:cs="Times New Roman"/>
+                <w:sz w:val="28"/>
+                <w:szCs w:val="28"/>
+              </w:rPr>
+              <w:t>Пользователь получил отчётность</w:t>
+            </w:r>
+          </w:p>
+        </w:tc>
+      </w:tr>
+      <w:tr>
+        <w:tc>
+          <w:tcPr>
+            <w:tcW w:w="4508" w:type="dxa"/>
+          </w:tcPr>
+          <w:p>
+            <w:pPr>
+              <w:pStyle w:val="a3"/>
+              <w:tabs>
+                <w:tab w:val="left" w:pos="3444"/>
+              </w:tabs>
+              <w:ind w:left="0"/>
+              <w:rPr>
+                <w:rFonts w:ascii="Times New Roman" w:hAnsi="Times New Roman" w:cs="Times New Roman"/>
+                <w:sz w:val="28"/>
+                <w:szCs w:val="28"/>
+              </w:rPr>
+            </w:pPr>
+          </w:p>
+        </w:tc>
+        <w:tc>
+          <w:tcPr>
+            <w:tcW w:w="4508" w:type="dxa"/>
+          </w:tcPr>
+          <w:p>
+            <w:pPr>
+              <w:pStyle w:val="a3"/>
+              <w:tabs>
+                <w:tab w:val="left" w:pos="3444"/>
+              </w:tabs>
+              <w:ind w:left="0"/>
+              <w:rPr>
+                <w:rFonts w:ascii="Times New Roman" w:hAnsi="Times New Roman" w:cs="Times New Roman"/>
+                <w:sz w:val="28"/>
+                <w:szCs w:val="28"/>
+              </w:rPr>
+            </w:pPr>
+          </w:p>
+        </w:tc>
+      </w:tr>
+    </w:tbl>
+    <w:p>
+      <w:pPr>
+        <w:tabs>
+          <w:tab w:val="left" w:pos="3444"/>
+        </w:tabs>
+        <w:rPr>
+          <w:rFonts w:ascii="Times New Roman" w:hAnsi="Times New Roman" w:cs="Times New Roman"/>
+          <w:sz w:val="28"/>
+          <w:szCs w:val="28"/>
+        </w:rPr>
+      </w:pPr>
+    </w:p>
+    <w:tbl>
+      <w:tblPr>
+        <w:tblStyle w:val="a4"/>
+        <w:tblW w:w="0" w:type="auto"/>
+        <w:tblInd w:w="720" w:type="dxa"/>
+        <w:tblLook w:val="04A0" w:firstRow="1" w:lastRow="0" w:firstColumn="1" w:lastColumn="0" w:noHBand="0" w:noVBand="1"/>
+      </w:tblPr>
+      <w:tblGrid>
+        <w:gridCol w:w="4069"/>
+        <w:gridCol w:w="4227"/>
+      </w:tblGrid>
+      <w:tr>
+        <w:tc>
+          <w:tcPr>
+            <w:tcW w:w="4508" w:type="dxa"/>
+          </w:tcPr>
+          <w:p>
+            <w:pPr>
+              <w:pStyle w:val="a3"/>
+              <w:tabs>
+                <w:tab w:val="left" w:pos="3444"/>
+              </w:tabs>
+              <w:ind w:left="0"/>
+              <w:rPr>
+                <w:rFonts w:ascii="Times New Roman" w:hAnsi="Times New Roman" w:cs="Times New Roman"/>
+                <w:sz w:val="28"/>
+                <w:szCs w:val="28"/>
+              </w:rPr>
+            </w:pPr>
+            <w:r>
+              <w:rPr>
+                <w:rFonts w:ascii="Times New Roman" w:hAnsi="Times New Roman" w:cs="Times New Roman"/>
+                <w:sz w:val="28"/>
+                <w:szCs w:val="28"/>
+              </w:rPr>
+              <w:t>Название</w:t>
+            </w:r>
+          </w:p>
+        </w:tc>
+        <w:tc>
+          <w:tcPr>
+            <w:tcW w:w="4508" w:type="dxa"/>
+          </w:tcPr>
+          <w:p>
+            <w:pPr>
+              <w:pStyle w:val="a3"/>
+              <w:tabs>
+                <w:tab w:val="left" w:pos="3444"/>
+              </w:tabs>
+              <w:ind w:left="0"/>
+              <w:rPr>
+                <w:rFonts w:ascii="Times New Roman" w:hAnsi="Times New Roman" w:cs="Times New Roman"/>
+                <w:sz w:val="28"/>
+                <w:szCs w:val="28"/>
+              </w:rPr>
+            </w:pPr>
+            <w:r>
+              <w:rPr>
+                <w:rFonts w:ascii="Times New Roman" w:hAnsi="Times New Roman" w:cs="Times New Roman"/>
+                <w:sz w:val="28"/>
+                <w:szCs w:val="28"/>
+              </w:rPr>
+              <w:t xml:space="preserve">Просмотр задач </w:t>
+            </w:r>
+          </w:p>
+        </w:tc>
+      </w:tr>
+      <w:tr>
+        <w:tc>
+          <w:tcPr>
+            <w:tcW w:w="4508" w:type="dxa"/>
+          </w:tcPr>
+          <w:p>
+            <w:pPr>
+              <w:pStyle w:val="a3"/>
+              <w:tabs>
+                <w:tab w:val="left" w:pos="3444"/>
+              </w:tabs>
+              <w:ind w:left="0"/>
+              <w:rPr>
+                <w:rFonts w:ascii="Times New Roman" w:hAnsi="Times New Roman" w:cs="Times New Roman"/>
+                <w:sz w:val="28"/>
+                <w:szCs w:val="28"/>
+              </w:rPr>
+            </w:pPr>
+            <w:r>
+              <w:rPr>
+                <w:rFonts w:ascii="Times New Roman" w:hAnsi="Times New Roman" w:cs="Times New Roman"/>
+                <w:sz w:val="28"/>
+                <w:szCs w:val="28"/>
+              </w:rPr>
+              <w:t>Участники</w:t>
+            </w:r>
+          </w:p>
+        </w:tc>
+        <w:tc>
+          <w:tcPr>
+            <w:tcW w:w="4508" w:type="dxa"/>
+          </w:tcPr>
+          <w:p>
+            <w:pPr>
+              <w:pStyle w:val="a3"/>
+              <w:tabs>
+                <w:tab w:val="left" w:pos="3444"/>
+              </w:tabs>
+              <w:ind w:left="0"/>
+              <w:rPr>
+                <w:rFonts w:ascii="Times New Roman" w:hAnsi="Times New Roman" w:cs="Times New Roman"/>
+                <w:sz w:val="28"/>
+                <w:szCs w:val="28"/>
+              </w:rPr>
+            </w:pPr>
+            <w:r>
+              <w:rPr>
+                <w:rFonts w:ascii="Times New Roman" w:hAnsi="Times New Roman" w:cs="Times New Roman"/>
+                <w:sz w:val="28"/>
+                <w:szCs w:val="28"/>
+              </w:rPr>
+              <w:t>Пользователь</w:t>
+            </w:r>
+          </w:p>
+        </w:tc>
+      </w:tr>
+      <w:tr>
+        <w:tc>
+          <w:tcPr>
+            <w:tcW w:w="4508" w:type="dxa"/>
+          </w:tcPr>
+          <w:p>
+            <w:pPr>
+              <w:pStyle w:val="a3"/>
+              <w:tabs>
+                <w:tab w:val="left" w:pos="3444"/>
+              </w:tabs>
+              <w:ind w:left="0"/>
+              <w:rPr>
+                <w:rFonts w:ascii="Times New Roman" w:hAnsi="Times New Roman" w:cs="Times New Roman"/>
+                <w:sz w:val="28"/>
+                <w:szCs w:val="28"/>
+              </w:rPr>
+            </w:pPr>
+            <w:r>
+              <w:rPr>
+                <w:rFonts w:ascii="Times New Roman" w:hAnsi="Times New Roman" w:cs="Times New Roman"/>
+                <w:sz w:val="28"/>
+                <w:szCs w:val="28"/>
+              </w:rPr>
+              <w:t>Предусловие</w:t>
+            </w:r>
+          </w:p>
+        </w:tc>
+        <w:tc>
+          <w:tcPr>
+            <w:tcW w:w="4508" w:type="dxa"/>
+          </w:tcPr>
+          <w:p>
+            <w:pPr>
+              <w:pStyle w:val="a3"/>
+              <w:tabs>
+                <w:tab w:val="left" w:pos="3444"/>
+              </w:tabs>
+              <w:ind w:left="0"/>
+              <w:rPr>
+                <w:rFonts w:ascii="Times New Roman" w:hAnsi="Times New Roman" w:cs="Times New Roman"/>
+                <w:sz w:val="28"/>
+                <w:szCs w:val="28"/>
+              </w:rPr>
+            </w:pPr>
+            <w:r>
+              <w:rPr>
+                <w:rFonts w:ascii="Times New Roman" w:hAnsi="Times New Roman" w:cs="Times New Roman"/>
+                <w:sz w:val="28"/>
+                <w:szCs w:val="28"/>
+              </w:rPr>
+              <w:t>Пользователь хочет посмотреть свои задачи, их статус и сроки выполнения</w:t>
+            </w:r>
+          </w:p>
+        </w:tc>
+      </w:tr>
+      <w:tr>
+        <w:tc>
+          <w:tcPr>
+            <w:tcW w:w="4508" w:type="dxa"/>
+          </w:tcPr>
+          <w:p>
+            <w:pPr>
+              <w:pStyle w:val="a3"/>
+              <w:tabs>
+                <w:tab w:val="left" w:pos="3444"/>
+              </w:tabs>
+              <w:ind w:left="0"/>
+              <w:rPr>
+                <w:rFonts w:ascii="Times New Roman" w:hAnsi="Times New Roman" w:cs="Times New Roman"/>
+                <w:sz w:val="28"/>
+                <w:szCs w:val="28"/>
+              </w:rPr>
+            </w:pPr>
+            <w:r>
+              <w:rPr>
+                <w:rFonts w:ascii="Times New Roman" w:hAnsi="Times New Roman" w:cs="Times New Roman"/>
+                <w:sz w:val="28"/>
+                <w:szCs w:val="28"/>
+              </w:rPr>
+              <w:t>Триггер</w:t>
+            </w:r>
+          </w:p>
+        </w:tc>
+        <w:tc>
+          <w:tcPr>
+            <w:tcW w:w="4508" w:type="dxa"/>
+          </w:tcPr>
+          <w:p>
+            <w:pPr>
+              <w:pStyle w:val="a3"/>
+              <w:tabs>
+                <w:tab w:val="left" w:pos="3444"/>
+              </w:tabs>
+              <w:ind w:left="0"/>
+              <w:rPr>
+                <w:rFonts w:ascii="Times New Roman" w:hAnsi="Times New Roman" w:cs="Times New Roman"/>
+                <w:sz w:val="28"/>
+                <w:szCs w:val="28"/>
+              </w:rPr>
+            </w:pPr>
+          </w:p>
+        </w:tc>
+      </w:tr>
+      <w:tr>
+        <w:tc>
+          <w:tcPr>
+            <w:tcW w:w="4508" w:type="dxa"/>
+          </w:tcPr>
+          <w:p>
+            <w:pPr>
+              <w:pStyle w:val="a3"/>
+              <w:tabs>
+                <w:tab w:val="left" w:pos="3444"/>
+              </w:tabs>
+              <w:ind w:left="0"/>
+              <w:rPr>
+                <w:rFonts w:ascii="Times New Roman" w:hAnsi="Times New Roman" w:cs="Times New Roman"/>
+                <w:sz w:val="28"/>
+                <w:szCs w:val="28"/>
+              </w:rPr>
+            </w:pPr>
+            <w:r>
+              <w:rPr>
+                <w:rFonts w:ascii="Times New Roman" w:hAnsi="Times New Roman" w:cs="Times New Roman"/>
+                <w:sz w:val="28"/>
+                <w:szCs w:val="28"/>
+              </w:rPr>
+              <w:t>Базовый сценарий</w:t>
+            </w:r>
+          </w:p>
+        </w:tc>
+        <w:tc>
+          <w:tcPr>
+            <w:tcW w:w="4508" w:type="dxa"/>
+          </w:tcPr>
+          <w:p>
+            <w:pPr>
+              <w:pStyle w:val="a3"/>
+              <w:numPr>
+                <w:ilvl w:val="0"/>
+                <w:numId w:val="6"/>
+              </w:numPr>
+              <w:tabs>
+                <w:tab w:val="left" w:pos="3444"/>
+              </w:tabs>
+              <w:rPr>
+                <w:rFonts w:ascii="Times New Roman" w:hAnsi="Times New Roman" w:cs="Times New Roman"/>
+                <w:sz w:val="28"/>
+                <w:szCs w:val="28"/>
+              </w:rPr>
+            </w:pPr>
+            <w:r>
+              <w:rPr>
+                <w:rFonts w:ascii="Times New Roman" w:hAnsi="Times New Roman" w:cs="Times New Roman"/>
+                <w:sz w:val="28"/>
+                <w:szCs w:val="28"/>
+              </w:rPr>
+              <w:t>Пользователь заходит в систему</w:t>
+            </w:r>
+          </w:p>
+          <w:p>
+            <w:pPr>
+              <w:pStyle w:val="a3"/>
+              <w:numPr>
+                <w:ilvl w:val="0"/>
+                <w:numId w:val="6"/>
+              </w:numPr>
+              <w:tabs>
+                <w:tab w:val="left" w:pos="3444"/>
+              </w:tabs>
+              <w:rPr>
+                <w:rFonts w:ascii="Times New Roman" w:hAnsi="Times New Roman" w:cs="Times New Roman"/>
+                <w:sz w:val="28"/>
+                <w:szCs w:val="28"/>
+              </w:rPr>
+            </w:pPr>
+            <w:r>
+              <w:rPr>
+                <w:rFonts w:ascii="Times New Roman" w:hAnsi="Times New Roman" w:cs="Times New Roman"/>
+                <w:sz w:val="28"/>
+                <w:szCs w:val="28"/>
+              </w:rPr>
+              <w:t>Выбирает проект, задачи по которому хочет посмотреть</w:t>
+            </w:r>
+          </w:p>
+          <w:p>
+            <w:pPr>
+              <w:pStyle w:val="a3"/>
+              <w:numPr>
+                <w:ilvl w:val="0"/>
+                <w:numId w:val="6"/>
+              </w:numPr>
+              <w:tabs>
+                <w:tab w:val="left" w:pos="3444"/>
+              </w:tabs>
+              <w:rPr>
+                <w:rFonts w:ascii="Times New Roman" w:hAnsi="Times New Roman" w:cs="Times New Roman"/>
+                <w:sz w:val="28"/>
+                <w:szCs w:val="28"/>
+              </w:rPr>
+            </w:pPr>
+            <w:r>
+              <w:rPr>
+                <w:rFonts w:ascii="Times New Roman" w:hAnsi="Times New Roman" w:cs="Times New Roman"/>
+                <w:sz w:val="28"/>
+                <w:szCs w:val="28"/>
+              </w:rPr>
+              <w:t>Заходит на страницу проекта</w:t>
+            </w:r>
+          </w:p>
+          <w:p>
+            <w:pPr>
+              <w:pStyle w:val="a3"/>
+              <w:numPr>
+                <w:ilvl w:val="0"/>
+                <w:numId w:val="6"/>
+              </w:numPr>
+              <w:tabs>
+                <w:tab w:val="left" w:pos="3444"/>
+              </w:tabs>
+              <w:rPr>
+                <w:rFonts w:ascii="Times New Roman" w:hAnsi="Times New Roman" w:cs="Times New Roman"/>
+                <w:sz w:val="28"/>
+                <w:szCs w:val="28"/>
+              </w:rPr>
+            </w:pPr>
+            <w:r>
+              <w:rPr>
+                <w:rFonts w:ascii="Times New Roman" w:hAnsi="Times New Roman" w:cs="Times New Roman"/>
+                <w:sz w:val="28"/>
+                <w:szCs w:val="28"/>
+              </w:rPr>
+              <w:lastRenderedPageBreak/>
+              <w:t>Просматривает задачи и информацию о них</w:t>
+            </w:r>
+          </w:p>
+        </w:tc>
+      </w:tr>
+      <w:tr>
+        <w:tc>
+          <w:tcPr>
+            <w:tcW w:w="4508" w:type="dxa"/>
+          </w:tcPr>
+          <w:p>
+            <w:pPr>
+              <w:pStyle w:val="a3"/>
+              <w:tabs>
+                <w:tab w:val="left" w:pos="3444"/>
+              </w:tabs>
+              <w:ind w:left="0"/>
+              <w:rPr>
+                <w:rFonts w:ascii="Times New Roman" w:hAnsi="Times New Roman" w:cs="Times New Roman"/>
+                <w:sz w:val="28"/>
+                <w:szCs w:val="28"/>
+              </w:rPr>
+            </w:pPr>
+            <w:r>
+              <w:rPr>
+                <w:rFonts w:ascii="Times New Roman" w:hAnsi="Times New Roman" w:cs="Times New Roman"/>
+                <w:sz w:val="28"/>
+                <w:szCs w:val="28"/>
+              </w:rPr>
+              <w:lastRenderedPageBreak/>
+              <w:t>Результат</w:t>
+            </w:r>
+          </w:p>
+        </w:tc>
+        <w:tc>
+          <w:tcPr>
+            <w:tcW w:w="4508" w:type="dxa"/>
+          </w:tcPr>
+          <w:p>
+            <w:pPr>
+              <w:pStyle w:val="a3"/>
+              <w:tabs>
+                <w:tab w:val="left" w:pos="3444"/>
+              </w:tabs>
+              <w:ind w:left="0"/>
+              <w:rPr>
+                <w:rFonts w:ascii="Times New Roman" w:hAnsi="Times New Roman" w:cs="Times New Roman"/>
+                <w:sz w:val="28"/>
+                <w:szCs w:val="28"/>
+              </w:rPr>
+            </w:pPr>
+            <w:r>
+              <w:rPr>
+                <w:rFonts w:ascii="Times New Roman" w:hAnsi="Times New Roman" w:cs="Times New Roman"/>
+                <w:sz w:val="28"/>
+                <w:szCs w:val="28"/>
+              </w:rPr>
+              <w:t xml:space="preserve">Пользователь просмотрел информацию о задачах </w:t>
+            </w:r>
+          </w:p>
+        </w:tc>
+      </w:tr>
+    </w:tbl>
+    <w:p>
+      <w:pPr>
+        <w:tabs>
+          <w:tab w:val="left" w:pos="3444"/>
+        </w:tabs>
+        <w:rPr>
+          <w:rFonts w:ascii="Times New Roman" w:hAnsi="Times New Roman" w:cs="Times New Roman"/>
+          <w:sz w:val="28"/>
+          <w:szCs w:val="28"/>
+        </w:rPr>
+      </w:pPr>
+    </w:p>
+    <w:p>
+      <w:pPr>
+        <w:tabs>
+          <w:tab w:val="left" w:pos="3444"/>
+        </w:tabs>
+        <w:rPr>
+          <w:rFonts w:ascii="Times New Roman" w:hAnsi="Times New Roman" w:cs="Times New Roman"/>
+          <w:sz w:val="28"/>
+          <w:szCs w:val="28"/>
+        </w:rPr>
+      </w:pPr>
+    </w:p>
+    <w:p>
+      <w:pPr>
+        <w:pStyle w:val="a3"/>
+        <w:numPr>
+          <w:ilvl w:val="0"/>
+          <w:numId w:val="1"/>
+        </w:numPr>
+        <w:tabs>
+          <w:tab w:val="left" w:pos="3444"/>
+        </w:tabs>
+        <w:rPr>
+          <w:rFonts w:ascii="Times New Roman" w:hAnsi="Times New Roman" w:cs="Times New Roman"/>
+          <w:sz w:val="28"/>
+          <w:szCs w:val="28"/>
+        </w:rPr>
+      </w:pPr>
+      <w:r>
+        <w:rPr>
+          <w:rFonts w:ascii="Times New Roman" w:hAnsi="Times New Roman" w:cs="Times New Roman"/>
+          <w:sz w:val="28"/>
+          <w:szCs w:val="28"/>
+          <w:lang w:val="en-US"/>
+        </w:rPr>
+        <w:t>JTBD</w:t>
       </w:r>
     </w:p>
     <w:p>
@@ -1884,6 +3209,408 @@
         <w:pStyle w:val="a3"/>
         <w:tabs>
           <w:tab w:val="left" w:pos="3444"/>
+        </w:tabs>
+        <w:rPr>
+          <w:rFonts w:ascii="Times New Roman" w:hAnsi="Times New Roman" w:cs="Times New Roman"/>
+          <w:sz w:val="28"/>
+          <w:szCs w:val="28"/>
+          <w:lang w:val="en-US"/>
+        </w:rPr>
+      </w:pPr>
+      <w:r>
+        <w:rPr>
+          <w:rFonts w:ascii="Times New Roman" w:hAnsi="Times New Roman" w:cs="Times New Roman"/>
+          <w:sz w:val="28"/>
+          <w:szCs w:val="28"/>
+          <w:lang w:val="en-US"/>
+        </w:rPr>
+        <w:drawing>
+          <wp:inline distT="0" distB="0" distL="0" distR="0" wp14:anchorId="1ED9933F" wp14:editId="0C80CB6D">
+            <wp:extent cx="5731510" cy="1437640"/>
+            <wp:effectExtent l="0" t="0" r="2540" b="0"/>
+            <wp:docPr id="11" name="Рисунок 11"/>
+            <wp:cNvGraphicFramePr>
+              <a:graphicFrameLocks xmlns:a="http://schemas.openxmlformats.org/drawingml/2006/main" noChangeAspect="1"/>
+            </wp:cNvGraphicFramePr>
+            <a:graphic xmlns:a="http://schemas.openxmlformats.org/drawingml/2006/main">
+              <a:graphicData uri="http://schemas.openxmlformats.org/drawingml/2006/picture">
+                <pic:pic xmlns:pic="http://schemas.openxmlformats.org/drawingml/2006/picture">
+                  <pic:nvPicPr>
+                    <pic:cNvPr id="1" name=""/>
+                    <pic:cNvPicPr/>
+                  </pic:nvPicPr>
+                  <pic:blipFill>
+                    <a:blip r:embed="rId13"/>
+                    <a:stretch>
+                      <a:fillRect/>
+                    </a:stretch>
+                  </pic:blipFill>
+                  <pic:spPr>
+                    <a:xfrm>
+                      <a:off x="0" y="0"/>
+                      <a:ext cx="5731510" cy="1437640"/>
+                    </a:xfrm>
+                    <a:prstGeom prst="rect">
+                      <a:avLst/>
+                    </a:prstGeom>
+                  </pic:spPr>
+                </pic:pic>
+              </a:graphicData>
+            </a:graphic>
+          </wp:inline>
+        </w:drawing>
+      </w:r>
+    </w:p>
+    <w:p>
+      <w:pPr>
+        <w:tabs>
+          <w:tab w:val="left" w:pos="3444"/>
+        </w:tabs>
+        <w:rPr>
+          <w:rFonts w:ascii="Times New Roman" w:hAnsi="Times New Roman" w:cs="Times New Roman"/>
+          <w:sz w:val="28"/>
+          <w:szCs w:val="28"/>
+          <w:lang w:val="en-US"/>
+        </w:rPr>
+      </w:pPr>
+      <w:r>
+        <w:rPr>
+          <w:rFonts w:ascii="Times New Roman" w:hAnsi="Times New Roman" w:cs="Times New Roman"/>
+          <w:sz w:val="28"/>
+          <w:szCs w:val="28"/>
+          <w:lang w:val="en-US"/>
+        </w:rPr>
+        <w:tab/>
+      </w:r>
+      <w:r>
+        <w:rPr>
+          <w:rFonts w:ascii="Times New Roman" w:hAnsi="Times New Roman" w:cs="Times New Roman"/>
+          <w:sz w:val="28"/>
+          <w:szCs w:val="28"/>
+        </w:rPr>
+        <w:t xml:space="preserve">Рисунок 9 – </w:t>
+      </w:r>
+      <w:r>
+        <w:rPr>
+          <w:rFonts w:ascii="Times New Roman" w:hAnsi="Times New Roman" w:cs="Times New Roman"/>
+          <w:sz w:val="28"/>
+          <w:szCs w:val="28"/>
+          <w:lang w:val="en-US"/>
+        </w:rPr>
+        <w:t>JTBD</w:t>
+      </w:r>
+    </w:p>
+    <w:p>
+      <w:pPr>
+        <w:tabs>
+          <w:tab w:val="left" w:pos="3444"/>
+        </w:tabs>
+        <w:rPr>
+          <w:rFonts w:ascii="Times New Roman" w:hAnsi="Times New Roman" w:cs="Times New Roman"/>
+          <w:sz w:val="28"/>
+          <w:szCs w:val="28"/>
+          <w:lang w:val="en-US"/>
+        </w:rPr>
+      </w:pPr>
+      <w:r>
+        <w:rPr>
+          <w:rFonts w:ascii="Times New Roman" w:hAnsi="Times New Roman" w:cs="Times New Roman"/>
+          <w:sz w:val="28"/>
+          <w:szCs w:val="28"/>
+          <w:lang w:val="en-US"/>
+        </w:rPr>
+        <w:tab/>
+      </w:r>
+      <w:r>
+        <w:rPr>
+          <w:rFonts w:ascii="Times New Roman" w:hAnsi="Times New Roman" w:cs="Times New Roman"/>
+          <w:sz w:val="28"/>
+          <w:szCs w:val="28"/>
+          <w:lang w:val="en-US"/>
+        </w:rPr>
+        <w:drawing>
+          <wp:inline distT="0" distB="0" distL="0" distR="0" wp14:anchorId="39C1CA7B" wp14:editId="313ADFCB">
+            <wp:extent cx="5731510" cy="1530350"/>
+            <wp:effectExtent l="0" t="0" r="2540" b="0"/>
+            <wp:docPr id="12" name="Рисунок 12"/>
+            <wp:cNvGraphicFramePr>
+              <a:graphicFrameLocks xmlns:a="http://schemas.openxmlformats.org/drawingml/2006/main" noChangeAspect="1"/>
+            </wp:cNvGraphicFramePr>
+            <a:graphic xmlns:a="http://schemas.openxmlformats.org/drawingml/2006/main">
+              <a:graphicData uri="http://schemas.openxmlformats.org/drawingml/2006/picture">
+                <pic:pic xmlns:pic="http://schemas.openxmlformats.org/drawingml/2006/picture">
+                  <pic:nvPicPr>
+                    <pic:cNvPr id="1" name=""/>
+                    <pic:cNvPicPr/>
+                  </pic:nvPicPr>
+                  <pic:blipFill>
+                    <a:blip r:embed="rId14"/>
+                    <a:stretch>
+                      <a:fillRect/>
+                    </a:stretch>
+                  </pic:blipFill>
+                  <pic:spPr>
+                    <a:xfrm>
+                      <a:off x="0" y="0"/>
+                      <a:ext cx="5731510" cy="1530350"/>
+                    </a:xfrm>
+                    <a:prstGeom prst="rect">
+                      <a:avLst/>
+                    </a:prstGeom>
+                  </pic:spPr>
+                </pic:pic>
+              </a:graphicData>
+            </a:graphic>
+          </wp:inline>
+        </w:drawing>
+      </w:r>
+    </w:p>
+    <w:p>
+      <w:pPr>
+        <w:jc w:val="center"/>
+        <w:rPr>
+          <w:rFonts w:ascii="Times New Roman" w:hAnsi="Times New Roman" w:cs="Times New Roman"/>
+          <w:sz w:val="28"/>
+          <w:szCs w:val="28"/>
+          <w:lang w:val="en-US"/>
+        </w:rPr>
+      </w:pPr>
+      <w:r>
+        <w:rPr>
+          <w:rFonts w:ascii="Times New Roman" w:hAnsi="Times New Roman" w:cs="Times New Roman"/>
+          <w:sz w:val="28"/>
+          <w:szCs w:val="28"/>
+        </w:rPr>
+        <w:t xml:space="preserve">Рисунок 10 </w:t>
+      </w:r>
+      <w:r>
+        <w:rPr>
+          <w:rFonts w:ascii="Times New Roman" w:hAnsi="Times New Roman" w:cs="Times New Roman"/>
+          <w:sz w:val="28"/>
+          <w:szCs w:val="28"/>
+          <w:lang w:val="en-US"/>
+        </w:rPr>
+        <w:t>–</w:t>
+      </w:r>
+      <w:r>
+        <w:rPr>
+          <w:rFonts w:ascii="Times New Roman" w:hAnsi="Times New Roman" w:cs="Times New Roman"/>
+          <w:sz w:val="28"/>
+          <w:szCs w:val="28"/>
+          <w:lang w:val="en-US"/>
+        </w:rPr>
+        <w:t xml:space="preserve"> JTBD</w:t>
+      </w:r>
+    </w:p>
+    <w:p>
+      <w:pPr>
+        <w:jc w:val="center"/>
+        <w:rPr>
+          <w:rFonts w:ascii="Times New Roman" w:hAnsi="Times New Roman" w:cs="Times New Roman"/>
+          <w:sz w:val="28"/>
+          <w:szCs w:val="28"/>
+          <w:lang w:val="en-US"/>
+        </w:rPr>
+      </w:pPr>
+      <w:r>
+        <w:rPr>
+          <w:rFonts w:ascii="Times New Roman" w:hAnsi="Times New Roman" w:cs="Times New Roman"/>
+          <w:sz w:val="28"/>
+          <w:szCs w:val="28"/>
+          <w:lang w:val="en-US"/>
+        </w:rPr>
+        <w:drawing>
+          <wp:inline distT="0" distB="0" distL="0" distR="0" wp14:anchorId="2CD5CC92" wp14:editId="767A5B30">
+            <wp:extent cx="5731510" cy="1497965"/>
+            <wp:effectExtent l="0" t="0" r="2540" b="6985"/>
+            <wp:docPr id="13" name="Рисунок 13"/>
+            <wp:cNvGraphicFramePr>
+              <a:graphicFrameLocks xmlns:a="http://schemas.openxmlformats.org/drawingml/2006/main" noChangeAspect="1"/>
+            </wp:cNvGraphicFramePr>
+            <a:graphic xmlns:a="http://schemas.openxmlformats.org/drawingml/2006/main">
+              <a:graphicData uri="http://schemas.openxmlformats.org/drawingml/2006/picture">
+                <pic:pic xmlns:pic="http://schemas.openxmlformats.org/drawingml/2006/picture">
+                  <pic:nvPicPr>
+                    <pic:cNvPr id="1" name=""/>
+                    <pic:cNvPicPr/>
+                  </pic:nvPicPr>
+                  <pic:blipFill>
+                    <a:blip r:embed="rId15"/>
+                    <a:stretch>
+                      <a:fillRect/>
+                    </a:stretch>
+                  </pic:blipFill>
+                  <pic:spPr>
+                    <a:xfrm>
+                      <a:off x="0" y="0"/>
+                      <a:ext cx="5731510" cy="1497965"/>
+                    </a:xfrm>
+                    <a:prstGeom prst="rect">
+                      <a:avLst/>
+                    </a:prstGeom>
+                  </pic:spPr>
+                </pic:pic>
+              </a:graphicData>
+            </a:graphic>
+          </wp:inline>
+        </w:drawing>
+      </w:r>
+    </w:p>
+    <w:p>
+      <w:pPr>
+        <w:tabs>
+          <w:tab w:val="left" w:pos="3840"/>
+        </w:tabs>
+        <w:rPr>
+          <w:rFonts w:ascii="Times New Roman" w:hAnsi="Times New Roman" w:cs="Times New Roman"/>
+          <w:sz w:val="28"/>
+          <w:szCs w:val="28"/>
+          <w:lang w:val="en-US"/>
+        </w:rPr>
+      </w:pPr>
+      <w:r>
+        <w:rPr>
+          <w:rFonts w:ascii="Times New Roman" w:hAnsi="Times New Roman" w:cs="Times New Roman"/>
+          <w:sz w:val="28"/>
+          <w:szCs w:val="28"/>
+          <w:lang w:val="en-US"/>
+        </w:rPr>
+        <w:tab/>
+      </w:r>
+      <w:r>
+        <w:rPr>
+          <w:rFonts w:ascii="Times New Roman" w:hAnsi="Times New Roman" w:cs="Times New Roman"/>
+          <w:sz w:val="28"/>
+          <w:szCs w:val="28"/>
+        </w:rPr>
+        <w:t xml:space="preserve">Рисунок 11 – </w:t>
+      </w:r>
+      <w:r>
+        <w:rPr>
+          <w:rFonts w:ascii="Times New Roman" w:hAnsi="Times New Roman" w:cs="Times New Roman"/>
+          <w:sz w:val="28"/>
+          <w:szCs w:val="28"/>
+          <w:lang w:val="en-US"/>
+        </w:rPr>
+        <w:t>JTBD</w:t>
+      </w:r>
+    </w:p>
+    <w:p>
+      <w:pPr>
+        <w:tabs>
+          <w:tab w:val="left" w:pos="3840"/>
+        </w:tabs>
+        <w:rPr>
+          <w:rFonts w:ascii="Times New Roman" w:hAnsi="Times New Roman" w:cs="Times New Roman"/>
+          <w:sz w:val="28"/>
+          <w:szCs w:val="28"/>
+          <w:lang w:val="en-US"/>
+        </w:rPr>
+      </w:pPr>
+      <w:r>
+        <w:rPr>
+          <w:rFonts w:ascii="Times New Roman" w:hAnsi="Times New Roman" w:cs="Times New Roman"/>
+          <w:sz w:val="28"/>
+          <w:szCs w:val="28"/>
+          <w:lang w:val="en-US"/>
+        </w:rPr>
+        <w:lastRenderedPageBreak/>
+        <w:drawing>
+          <wp:inline distT="0" distB="0" distL="0" distR="0" wp14:anchorId="244B3FA2" wp14:editId="07D8D1E6">
+            <wp:extent cx="5731510" cy="1544955"/>
+            <wp:effectExtent l="0" t="0" r="2540" b="0"/>
+            <wp:docPr id="14" name="Рисунок 14"/>
+            <wp:cNvGraphicFramePr>
+              <a:graphicFrameLocks xmlns:a="http://schemas.openxmlformats.org/drawingml/2006/main" noChangeAspect="1"/>
+            </wp:cNvGraphicFramePr>
+            <a:graphic xmlns:a="http://schemas.openxmlformats.org/drawingml/2006/main">
+              <a:graphicData uri="http://schemas.openxmlformats.org/drawingml/2006/picture">
+                <pic:pic xmlns:pic="http://schemas.openxmlformats.org/drawingml/2006/picture">
+                  <pic:nvPicPr>
+                    <pic:cNvPr id="1" name=""/>
+                    <pic:cNvPicPr/>
+                  </pic:nvPicPr>
+                  <pic:blipFill>
+                    <a:blip r:embed="rId16"/>
+                    <a:stretch>
+                      <a:fillRect/>
+                    </a:stretch>
+                  </pic:blipFill>
+                  <pic:spPr>
+                    <a:xfrm>
+                      <a:off x="0" y="0"/>
+                      <a:ext cx="5731510" cy="1544955"/>
+                    </a:xfrm>
+                    <a:prstGeom prst="rect">
+                      <a:avLst/>
+                    </a:prstGeom>
+                  </pic:spPr>
+                </pic:pic>
+              </a:graphicData>
+            </a:graphic>
+          </wp:inline>
+        </w:drawing>
+      </w:r>
+    </w:p>
+    <w:p>
+      <w:pPr>
+        <w:tabs>
+          <w:tab w:val="left" w:pos="3840"/>
+        </w:tabs>
+        <w:rPr>
+          <w:rFonts w:ascii="Times New Roman" w:hAnsi="Times New Roman" w:cs="Times New Roman"/>
+          <w:sz w:val="28"/>
+          <w:szCs w:val="28"/>
+          <w:lang w:val="en-US"/>
+        </w:rPr>
+      </w:pPr>
+      <w:r>
+        <w:rPr>
+          <w:rFonts w:ascii="Times New Roman" w:hAnsi="Times New Roman" w:cs="Times New Roman"/>
+          <w:sz w:val="28"/>
+          <w:szCs w:val="28"/>
+          <w:lang w:val="en-US"/>
+        </w:rPr>
+        <w:tab/>
+      </w:r>
+      <w:r>
+        <w:rPr>
+          <w:rFonts w:ascii="Times New Roman" w:hAnsi="Times New Roman" w:cs="Times New Roman"/>
+          <w:sz w:val="28"/>
+          <w:szCs w:val="28"/>
+        </w:rPr>
+        <w:t xml:space="preserve">Рисунок 12 </w:t>
+      </w:r>
+      <w:r>
+        <w:rPr>
+          <w:rFonts w:ascii="Times New Roman" w:hAnsi="Times New Roman" w:cs="Times New Roman"/>
+          <w:sz w:val="28"/>
+          <w:szCs w:val="28"/>
+        </w:rPr>
+        <w:t>–</w:t>
+      </w:r>
+      <w:r>
+        <w:rPr>
+          <w:rFonts w:ascii="Times New Roman" w:hAnsi="Times New Roman" w:cs="Times New Roman"/>
+          <w:sz w:val="28"/>
+          <w:szCs w:val="28"/>
+        </w:rPr>
+        <w:t xml:space="preserve"> </w:t>
+      </w:r>
+      <w:r>
+        <w:rPr>
+          <w:rFonts w:ascii="Times New Roman" w:hAnsi="Times New Roman" w:cs="Times New Roman"/>
+          <w:sz w:val="28"/>
+          <w:szCs w:val="28"/>
+          <w:lang w:val="en-US"/>
+        </w:rPr>
+        <w:t>JTBD</w:t>
+      </w:r>
+    </w:p>
+    <w:p>
+      <w:pPr>
+        <w:tabs>
+          <w:tab w:val="left" w:pos="3840"/>
         </w:tabs>
         <w:rPr>
           <w:rFonts w:ascii="Times New Roman" w:hAnsi="Times New Roman" w:cs="Times New Roman"/>
@@ -1906,6 +3633,95 @@
 <file path=word/numbering.xml><?xml version="1.0" encoding="utf-8"?>
 <w:numbering xmlns:wpc="http://schemas.microsoft.com/office/word/2010/wordprocessingCanvas" xmlns:cx="http://schemas.microsoft.com/office/drawing/2014/chartex" xmlns:cx1="http://schemas.microsoft.com/office/drawing/2015/9/8/chartex" xmlns:cx2="http://schemas.microsoft.com/office/drawing/2015/10/21/chartex" xmlns:cx3="http://schemas.microsoft.com/office/drawing/2016/5/9/chartex" xmlns:cx4="http://schemas.microsoft.com/office/drawing/2016/5/10/chartex" xmlns:cx5="http://schemas.microsoft.com/office/drawing/2016/5/11/chartex" xmlns:cx6="http://schemas.microsoft.com/office/drawing/2016/5/12/chartex" xmlns:cx7="http://schemas.microsoft.com/office/drawing/2016/5/13/chartex" xmlns:cx8="http://schemas.microsoft.com/office/drawing/2016/5/14/chartex" xmlns:mc="http://schemas.openxmlformats.org/markup-compatibility/2006" xmlns:aink="http://schemas.microsoft.com/office/drawing/2016/ink" xmlns:am3d="http://schemas.microsoft.com/office/drawing/2017/model3d" xmlns:o="urn:schemas-microsoft-com:office:office" xmlns:r="http://schemas.openxmlformats.org/officeDocument/2006/relationships" xmlns:m="http://schemas.openxmlformats.org/officeDocument/2006/math" xmlns:v="urn:schemas-microsoft-com:vml" xmlns:wp14="http://schemas.microsoft.com/office/word/2010/wordprocessingDrawing" xmlns:wp="http://schemas.openxmlformats.org/drawingml/2006/wordprocessingDrawing" xmlns:w10="urn:schemas-microsoft-com:office:word" xmlns:w="http://schemas.openxmlformats.org/wordprocessingml/2006/main" xmlns:w14="http://schemas.microsoft.com/office/word/2010/wordml" xmlns:w15="http://schemas.microsoft.com/office/word/2012/wordml" xmlns:w16cex="http://schemas.microsoft.com/office/word/2018/wordml/cex" xmlns:w16cid="http://schemas.microsoft.com/office/word/2016/wordml/cid" xmlns:w16="http://schemas.microsoft.com/office/word/2018/wordml" xmlns:w16sdtdh="http://schemas.microsoft.com/office/word/2020/wordml/sdtdatahash" xmlns:w16se="http://schemas.microsoft.com/office/word/2015/wordml/symex" xmlns:wpg="http://schemas.microsoft.com/office/word/2010/wordprocessingGroup" xmlns:wpi="http://schemas.microsoft.com/office/word/2010/wordprocessingInk" xmlns:wne="http://schemas.microsoft.com/office/word/2006/wordml" xmlns:wps="http://schemas.microsoft.com/office/word/2010/wordprocessingShape" mc:Ignorable="w14 w15 w16se w16cid w16 w16cex w16sdtdh wp14">
   <w:abstractNum w:abstractNumId="0" w15:restartNumberingAfterBreak="0">
+    <w:nsid w:val="067B4454"/>
+    <w:multiLevelType w:val="hybridMultilevel"/>
+    <w:tmpl w:val="A81266B8"/>
+    <w:lvl w:ilvl="0" w:tplc="0419000F">
+      <w:start w:val="1"/>
+      <w:numFmt w:val="decimal"/>
+      <w:lvlText w:val="%1."/>
+      <w:lvlJc w:val="left"/>
+      <w:pPr>
+        <w:ind w:left="720" w:hanging="360"/>
+      </w:pPr>
+      <w:rPr>
+        <w:rFonts w:hint="default"/>
+      </w:rPr>
+    </w:lvl>
+    <w:lvl w:ilvl="1" w:tplc="04190019" w:tentative="1">
+      <w:start w:val="1"/>
+      <w:numFmt w:val="lowerLetter"/>
+      <w:lvlText w:val="%2."/>
+      <w:lvlJc w:val="left"/>
+      <w:pPr>
+        <w:ind w:left="1440" w:hanging="360"/>
+      </w:pPr>
+    </w:lvl>
+    <w:lvl w:ilvl="2" w:tplc="0419001B" w:tentative="1">
+      <w:start w:val="1"/>
+      <w:numFmt w:val="lowerRoman"/>
+      <w:lvlText w:val="%3."/>
+      <w:lvlJc w:val="right"/>
+      <w:pPr>
+        <w:ind w:left="2160" w:hanging="180"/>
+      </w:pPr>
+    </w:lvl>
+    <w:lvl w:ilvl="3" w:tplc="0419000F" w:tentative="1">
+      <w:start w:val="1"/>
+      <w:numFmt w:val="decimal"/>
+      <w:lvlText w:val="%4."/>
+      <w:lvlJc w:val="left"/>
+      <w:pPr>
+        <w:ind w:left="2880" w:hanging="360"/>
+      </w:pPr>
+    </w:lvl>
+    <w:lvl w:ilvl="4" w:tplc="04190019" w:tentative="1">
+      <w:start w:val="1"/>
+      <w:numFmt w:val="lowerLetter"/>
+      <w:lvlText w:val="%5."/>
+      <w:lvlJc w:val="left"/>
+      <w:pPr>
+        <w:ind w:left="3600" w:hanging="360"/>
+      </w:pPr>
+    </w:lvl>
+    <w:lvl w:ilvl="5" w:tplc="0419001B" w:tentative="1">
+      <w:start w:val="1"/>
+      <w:numFmt w:val="lowerRoman"/>
+      <w:lvlText w:val="%6."/>
+      <w:lvlJc w:val="right"/>
+      <w:pPr>
+        <w:ind w:left="4320" w:hanging="180"/>
+      </w:pPr>
+    </w:lvl>
+    <w:lvl w:ilvl="6" w:tplc="0419000F" w:tentative="1">
+      <w:start w:val="1"/>
+      <w:numFmt w:val="decimal"/>
+      <w:lvlText w:val="%7."/>
+      <w:lvlJc w:val="left"/>
+      <w:pPr>
+        <w:ind w:left="5040" w:hanging="360"/>
+      </w:pPr>
+    </w:lvl>
+    <w:lvl w:ilvl="7" w:tplc="04190019" w:tentative="1">
+      <w:start w:val="1"/>
+      <w:numFmt w:val="lowerLetter"/>
+      <w:lvlText w:val="%8."/>
+      <w:lvlJc w:val="left"/>
+      <w:pPr>
+        <w:ind w:left="5760" w:hanging="360"/>
+      </w:pPr>
+    </w:lvl>
+    <w:lvl w:ilvl="8" w:tplc="0419001B" w:tentative="1">
+      <w:start w:val="1"/>
+      <w:numFmt w:val="lowerRoman"/>
+      <w:lvlText w:val="%9."/>
+      <w:lvlJc w:val="right"/>
+      <w:pPr>
+        <w:ind w:left="6480" w:hanging="180"/>
+      </w:pPr>
+    </w:lvl>
+  </w:abstractNum>
+  <w:abstractNum w:abstractNumId="1" w15:restartNumberingAfterBreak="0">
     <w:nsid w:val="0B834F3A"/>
     <w:multiLevelType w:val="hybridMultilevel"/>
     <w:tmpl w:val="5038C774"/>
@@ -2018,7 +3834,96 @@
       </w:rPr>
     </w:lvl>
   </w:abstractNum>
-  <w:abstractNum w:abstractNumId="1" w15:restartNumberingAfterBreak="0">
+  <w:abstractNum w:abstractNumId="2" w15:restartNumberingAfterBreak="0">
+    <w:nsid w:val="55E0276C"/>
+    <w:multiLevelType w:val="hybridMultilevel"/>
+    <w:tmpl w:val="41ACE05A"/>
+    <w:lvl w:ilvl="0" w:tplc="0419000F">
+      <w:start w:val="1"/>
+      <w:numFmt w:val="decimal"/>
+      <w:lvlText w:val="%1."/>
+      <w:lvlJc w:val="left"/>
+      <w:pPr>
+        <w:ind w:left="720" w:hanging="360"/>
+      </w:pPr>
+      <w:rPr>
+        <w:rFonts w:hint="default"/>
+      </w:rPr>
+    </w:lvl>
+    <w:lvl w:ilvl="1" w:tplc="04190019" w:tentative="1">
+      <w:start w:val="1"/>
+      <w:numFmt w:val="lowerLetter"/>
+      <w:lvlText w:val="%2."/>
+      <w:lvlJc w:val="left"/>
+      <w:pPr>
+        <w:ind w:left="1440" w:hanging="360"/>
+      </w:pPr>
+    </w:lvl>
+    <w:lvl w:ilvl="2" w:tplc="0419001B" w:tentative="1">
+      <w:start w:val="1"/>
+      <w:numFmt w:val="lowerRoman"/>
+      <w:lvlText w:val="%3."/>
+      <w:lvlJc w:val="right"/>
+      <w:pPr>
+        <w:ind w:left="2160" w:hanging="180"/>
+      </w:pPr>
+    </w:lvl>
+    <w:lvl w:ilvl="3" w:tplc="0419000F" w:tentative="1">
+      <w:start w:val="1"/>
+      <w:numFmt w:val="decimal"/>
+      <w:lvlText w:val="%4."/>
+      <w:lvlJc w:val="left"/>
+      <w:pPr>
+        <w:ind w:left="2880" w:hanging="360"/>
+      </w:pPr>
+    </w:lvl>
+    <w:lvl w:ilvl="4" w:tplc="04190019" w:tentative="1">
+      <w:start w:val="1"/>
+      <w:numFmt w:val="lowerLetter"/>
+      <w:lvlText w:val="%5."/>
+      <w:lvlJc w:val="left"/>
+      <w:pPr>
+        <w:ind w:left="3600" w:hanging="360"/>
+      </w:pPr>
+    </w:lvl>
+    <w:lvl w:ilvl="5" w:tplc="0419001B" w:tentative="1">
+      <w:start w:val="1"/>
+      <w:numFmt w:val="lowerRoman"/>
+      <w:lvlText w:val="%6."/>
+      <w:lvlJc w:val="right"/>
+      <w:pPr>
+        <w:ind w:left="4320" w:hanging="180"/>
+      </w:pPr>
+    </w:lvl>
+    <w:lvl w:ilvl="6" w:tplc="0419000F" w:tentative="1">
+      <w:start w:val="1"/>
+      <w:numFmt w:val="decimal"/>
+      <w:lvlText w:val="%7."/>
+      <w:lvlJc w:val="left"/>
+      <w:pPr>
+        <w:ind w:left="5040" w:hanging="360"/>
+      </w:pPr>
+    </w:lvl>
+    <w:lvl w:ilvl="7" w:tplc="04190019" w:tentative="1">
+      <w:start w:val="1"/>
+      <w:numFmt w:val="lowerLetter"/>
+      <w:lvlText w:val="%8."/>
+      <w:lvlJc w:val="left"/>
+      <w:pPr>
+        <w:ind w:left="5760" w:hanging="360"/>
+      </w:pPr>
+    </w:lvl>
+    <w:lvl w:ilvl="8" w:tplc="0419001B" w:tentative="1">
+      <w:start w:val="1"/>
+      <w:numFmt w:val="lowerRoman"/>
+      <w:lvlText w:val="%9."/>
+      <w:lvlJc w:val="right"/>
+      <w:pPr>
+        <w:ind w:left="6480" w:hanging="180"/>
+      </w:pPr>
+    </w:lvl>
+  </w:abstractNum>
+  <w:abstractNum w:abstractNumId="3" w15:restartNumberingAfterBreak="0">
     <w:nsid w:val="568E58C8"/>
     <w:multiLevelType w:val="hybridMultilevel"/>
     <w:tmpl w:val="73085BD2"/>
@@ -2131,7 +4036,7 @@
       </w:rPr>
     </w:lvl>
   </w:abstractNum>
-  <w:abstractNum w:abstractNumId="2" w15:restartNumberingAfterBreak="0">
+  <w:abstractNum w:abstractNumId="4" w15:restartNumberingAfterBreak="0">
     <w:nsid w:val="747E627D"/>
     <w:multiLevelType w:val="hybridMultilevel"/>
     <w:tmpl w:val="3684EEFC"/>
@@ -2244,7 +4149,7 @@
       </w:rPr>
     </w:lvl>
   </w:abstractNum>
-  <w:abstractNum w:abstractNumId="3" w15:restartNumberingAfterBreak="0">
+  <w:abstractNum w:abstractNumId="5" w15:restartNumberingAfterBreak="0">
     <w:nsid w:val="7E886D4F"/>
     <w:multiLevelType w:val="hybridMultilevel"/>
     <w:tmpl w:val="5B4AB0FC"/>
@@ -2334,16 +4239,22 @@
     </w:lvl>
   </w:abstractNum>
   <w:num w:numId="1">
+    <w:abstractNumId w:val="5"/>
+  </w:num>
+  <w:num w:numId="2">
+    <w:abstractNumId w:val="4"/>
+  </w:num>
+  <w:num w:numId="3">
+    <w:abstractNumId w:val="1"/>
+  </w:num>
+  <w:num w:numId="4">
     <w:abstractNumId w:val="3"/>
   </w:num>
-  <w:num w:numId="2">
+  <w:num w:numId="5">
     <w:abstractNumId w:val="2"/>
   </w:num>
-  <w:num w:numId="3">
+  <w:num w:numId="6">
     <w:abstractNumId w:val="0"/>
-  </w:num>
-  <w:num w:numId="4">
-    <w:abstractNumId w:val="1"/>
   </w:num>
 </w:numbering>
 </file>
